--- a/Kim12-1-3-Galvanik-Hucreler.docx
+++ b/Kim12-1-3-Galvanik-Hucreler.docx
@@ -2464,7 +2464,7 @@
                 <w:rFonts w:ascii="Times New Roman" w:hAnsi="Times New Roman" w:cs="Times New Roman"/>
                 <w:lang w:val="tr-TR"/>
               </w:rPr>
-              <w:t xml:space="preserve">Çinko şerit: 15,000 g → 14,673 g</w:t>
+              <w:t xml:space="preserve">Çinko şerit: 15,000 g → 14,675 g</w:t>
             </w:r>
           </w:p>
           <w:p>
@@ -2480,7 +2480,7 @@
                 <w:rFonts w:ascii="Times New Roman" w:hAnsi="Times New Roman" w:cs="Times New Roman"/>
                 <w:lang w:val="tr-TR"/>
               </w:rPr>
-              <w:t xml:space="preserve">Bakır şerit: 12,000 g → 12,318 g</w:t>
+              <w:t xml:space="preserve">Bakır şerit: 12,000 g → 12,320 g</w:t>
             </w:r>
           </w:p>
         </w:tc>
@@ -2559,7 +2559,7 @@
           <w:rFonts w:ascii="Times New Roman" w:hAnsi="Times New Roman" w:cs="Times New Roman"/>
           <w:lang w:val="tr-TR"/>
         </w:rPr>
-        <w:t xml:space="preserve">Tablo B’deki verilere göre hangi elektrodun kütlesi azalmış, hangisininki artmıştır? Kütle değişimlerini mol sayısına çeviriniz (Zn: 65,4 g/mol, Cu: 63,5 g/mol). Bu verilerden hangi elektrotta yükseltgenme, hangi elektrotta indirgenme gerçekleştiği sonucunu çıkarınız ve her elektrotta gerçekleşen yarı tepkimeyi yazınız.</w:t>
+        <w:t xml:space="preserve">Tablo B’deki verilere göre hangi elektrodun kütlesi azalmış, hangisininki artmıştır? Kütle değişimlerini mol sayısına çeviriniz (Zn: 65 g/mol, Cu: 64 g/mol). Bu verilerden hangi elektrotta yükseltgenme, hangi elektrotta indirgenme gerçekleştiği sonucunu çıkarınız ve her elektrotta gerçekleşen yarı tepkimeyi yazınız.</w:t>
       </w:r>
     </w:p>
     <w:p>
@@ -4516,7 +4516,7 @@
           <w:rFonts w:ascii="Times New Roman" w:hAnsi="Times New Roman" w:cs="Times New Roman"/>
           <w:lang w:val="tr-TR"/>
         </w:rPr>
-        <w:t xml:space="preserve">Atölyedeki kütle verileri, çinko şeridin 0,327 g (0,00500 mol) inceldiğini, bakır şeridin ise 0,318 g (0,00501 mol) kalınlaştığını göstermektedir. Çinko elektrotta çinko atomları elektron vererek çözeltiye Zn</w:t>
+        <w:t xml:space="preserve">Atölyedeki kütle verileri, çinko şeridin 0,325 g (0,00500 mol) inceldiğini, bakır şeridin ise 0,320 g (0,00500 mol) kalınlaştığını göstermektedir. Çinko elektrotta çinko atomları elektron vererek çözeltiye Zn</w:t>
       </w:r>
       <w:r>
         <w:rPr>
@@ -5769,7 +5769,7 @@
           <w:rFonts w:ascii="Times New Roman" w:hAnsi="Times New Roman" w:cs="Times New Roman"/>
           <w:lang w:val="tr-TR"/>
         </w:rPr>
-        <w:t xml:space="preserve">(suda) + 3Cu(k) şeklindedir. Hücre bir süre çalıştıktan sonra anodun kütlesinin 0,54 g azaldığı belirleniyor. Katotta kaç gram bakır birikmiştir? (Al: 27 g/mol, Cu: 63,5 g/mol)</w:t>
+        <w:t xml:space="preserve">(suda) + 3Cu(k) şeklindedir. Hücre bir süre çalıştıktan sonra anodun kütlesinin 0,54 g azaldığı belirleniyor. Katotta kaç gram bakır birikmiştir? (Al: 27 g/mol, Cu: 64 g/mol)</w:t>
       </w:r>
     </w:p>
     <w:p>
@@ -5835,7 +5835,7 @@
           <w:rFonts w:ascii="Times New Roman" w:hAnsi="Times New Roman" w:cs="Times New Roman"/>
           <w:lang w:val="tr-TR"/>
         </w:rPr>
-        <w:t xml:space="preserve">m(Cu) = 0,030 mol · 63,5 g/mol ≈ 1,91 g bakır katotta birikir.</w:t>
+        <w:t xml:space="preserve">m(Cu) = 0,030 mol · 64 g/mol = 1,92 g bakır katotta birikir.</w:t>
       </w:r>
     </w:p>
     <w:p>

--- a/Kim12-1-3-Galvanik-Hucreler.docx
+++ b/Kim12-1-3-Galvanik-Hucreler.docx
@@ -55,6 +55,102 @@
                 <w:rFonts w:ascii="Times New Roman" w:hAnsi="Times New Roman" w:cs="Times New Roman"/>
                 <w:lang w:val="tr-TR"/>
               </w:rPr>
+              <w:t xml:space="preserve">GÖRSEL ALANI (Bölüm kapağı, tam sayfa; Shutterstock)</w:t>
+            </w:r>
+          </w:p>
+          <w:p>
+            <w:pPr>
+              <w:jc w:val="both"/>
+              <w:rPr>
+                <w:rFonts w:ascii="Times New Roman" w:hAnsi="Times New Roman" w:cs="Times New Roman"/>
+                <w:lang w:val="tr-TR"/>
+              </w:rPr>
+            </w:pPr>
+            <w:r>
+              <w:rPr>
+                <w:rFonts w:ascii="Times New Roman" w:hAnsi="Times New Roman" w:cs="Times New Roman"/>
+                <w:lang w:val="tr-TR"/>
+              </w:rPr>
+              <w:t xml:space="preserve">Tarif: Elektrikli bir araç bataryasının açık görünümü: sıra sıra dizilmiş silindirik lityum iyon hücreler ve bağlantı plakaları; teknolojik, temiz bir kompozisyon (tam sayfa bölüm kapağı).</w:t>
+            </w:r>
+          </w:p>
+          <w:p>
+            <w:pPr>
+              <w:jc w:val="both"/>
+              <w:rPr>
+                <w:rFonts w:ascii="Times New Roman" w:hAnsi="Times New Roman" w:cs="Times New Roman"/>
+                <w:lang w:val="tr-TR"/>
+              </w:rPr>
+            </w:pPr>
+            <w:r>
+              <w:rPr>
+                <w:rFonts w:ascii="Times New Roman" w:hAnsi="Times New Roman" w:cs="Times New Roman"/>
+                <w:lang w:val="tr-TR"/>
+              </w:rPr>
+              <w:t xml:space="preserve">Shutterstock arama: “electric vehicle battery pack lithium cells”</w:t>
+            </w:r>
+          </w:p>
+          <w:p>
+            <w:pPr>
+              <w:jc w:val="both"/>
+              <w:rPr>
+                <w:rFonts w:ascii="Times New Roman" w:hAnsi="Times New Roman" w:cs="Times New Roman"/>
+                <w:lang w:val="tr-TR"/>
+              </w:rPr>
+            </w:pPr>
+            <w:r>
+              <w:rPr>
+                <w:rFonts w:ascii="Times New Roman" w:hAnsi="Times New Roman" w:cs="Times New Roman"/>
+                <w:lang w:val="tr-TR"/>
+              </w:rPr>
+              <w:t xml:space="preserve">Shutter ID: ……………</w:t>
+            </w:r>
+          </w:p>
+        </w:tc>
+      </w:tr>
+    </w:tbl>
+    <w:p>
+      <w:pPr>
+        <w:jc w:val="both"/>
+        <w:rPr>
+          <w:rFonts w:ascii="Times New Roman" w:hAnsi="Times New Roman" w:cs="Times New Roman"/>
+          <w:lang w:val="tr-TR"/>
+        </w:rPr>
+      </w:pPr>
+    </w:p>
+    <w:tbl>
+      <w:tblPr>
+        <w:tblW w:w="9000" w:type="dxa"/>
+        <w:jc w:val="center"/>
+        <w:tblBorders>
+          <w:top w:val="single" w:sz="8" w:space="0" w:color="7F7F7F"/>
+          <w:left w:val="single" w:sz="8" w:space="0" w:color="7F7F7F"/>
+          <w:bottom w:val="single" w:sz="8" w:space="0" w:color="7F7F7F"/>
+          <w:right w:val="single" w:sz="8" w:space="0" w:color="7F7F7F"/>
+        </w:tblBorders>
+      </w:tblPr>
+      <w:tblGrid>
+        <w:gridCol w:w="9000"/>
+      </w:tblGrid>
+      <w:tr>
+        <w:tc>
+          <w:tcPr>
+            <w:tcW w:w="9000" w:type="dxa"/>
+            <w:shd w:val="clear" w:color="auto" w:fill="EDEDED"/>
+          </w:tcPr>
+          <w:p>
+            <w:pPr>
+              <w:jc w:val="both"/>
+              <w:rPr>
+                <w:rFonts w:ascii="Times New Roman" w:hAnsi="Times New Roman" w:cs="Times New Roman"/>
+                <w:lang w:val="tr-TR"/>
+              </w:rPr>
+            </w:pPr>
+            <w:r>
+              <w:rPr>
+                <w:rFonts w:ascii="Times New Roman" w:hAnsi="Times New Roman" w:cs="Times New Roman"/>
+                <w:lang w:val="tr-TR"/>
+              </w:rPr>
               <w:t xml:space="preserve">GÖRSEL ALANI</w:t>
             </w:r>
           </w:p>
@@ -156,7 +252,55 @@
           <w:rFonts w:ascii="Times New Roman" w:hAnsi="Times New Roman" w:cs="Times New Roman"/>
           <w:lang w:val="tr-TR"/>
         </w:rPr>
-        <w:t xml:space="preserve">Cebinizdeki telefon, kulağınızdaki kablosuz kulaklık, yollarda sayısı her geçen yıl artan elektrikli otomobiller (Görsel A) ve kalp ritmini düzenleyen küçük cihazlar enerjilerini kimyasal tepkimelerden alır. Güneş ve rüzgâr santrallerinde üretilen elektriğin depolanması da büyük ölçüde pillere dayanır. Öte yandan elektrik enerjisi, kendiliğinden gerçekleşmeyen tepkimeleri gerçekleştirmek için de kullanılır: Alüminyum ve saf bakır bu yolla elde edilir, metal eşyalar ince bir metal tabakasıyla kaplanır. Köprülerin, gemilerin ve boru hatlarının paslanarak yıpranması ise kontrolsüz gerçekleşen elektrokimyasal tepkimelerin sonucudur. Bu bölümde istemli redoks tepkimelerinden elektrik enerjisi üreten galvanik hücreleri, standart hücre potansiyelinin nasıl hesaplandığını ve hücre potansiyelini etkileyen faktörleri inceleyeceksiniz. Ardından elektrik enerjisiyle istemsiz tepkimelerin gerçekleştirildiği elektrolitik hücreleri, elektroliz olayında madde miktarı ile elektrik yükü arasındaki ilişkiyi, metallerin elektrolizle kaplanmasını ve korozyonu önleme yollarını keşfedeceksiniz.</w:t>
+        <w:t xml:space="preserve">Cebinizdeki telefon, kulağınızdaki kablosuz kulaklık, yollarda sayısı her geçen yıl artan elektrikli otomobiller (Görsel A) ve kalp ritmini düzenleyen küçük cihazlar enerjilerini kimyasal tepkimelerden alır. Güneş ve rüzgâr santrallerinde üretilen elektriğin depolanması da büyük ölçüde pillere dayanır.</w:t>
+      </w:r>
+    </w:p>
+    <w:p>
+      <w:pPr>
+        <w:jc w:val="both"/>
+        <w:rPr>
+          <w:rFonts w:ascii="Times New Roman" w:hAnsi="Times New Roman" w:cs="Times New Roman"/>
+          <w:lang w:val="tr-TR"/>
+        </w:rPr>
+      </w:pPr>
+      <w:r>
+        <w:rPr>
+          <w:rFonts w:ascii="Times New Roman" w:hAnsi="Times New Roman" w:cs="Times New Roman"/>
+          <w:lang w:val="tr-TR"/>
+        </w:rPr>
+        <w:t xml:space="preserve">Öte yandan elektrik enerjisi, kendiliğinden gerçekleşmeyen tepkimeleri gerçekleştirmek için de kullanılır: Alüminyum ve saf bakır bu yolla elde edilir, metal eşyalar ince bir metal tabakasıyla kaplanır. Köprülerin, gemilerin ve boru hatlarının paslanarak yıpranması ise kontrolsüz gerçekleşen elektrokimyasal tepkimelerin sonucudur.</w:t>
+      </w:r>
+    </w:p>
+    <w:p>
+      <w:pPr>
+        <w:jc w:val="both"/>
+        <w:rPr>
+          <w:rFonts w:ascii="Times New Roman" w:hAnsi="Times New Roman" w:cs="Times New Roman"/>
+          <w:lang w:val="tr-TR"/>
+        </w:rPr>
+      </w:pPr>
+      <w:r>
+        <w:rPr>
+          <w:rFonts w:ascii="Times New Roman" w:hAnsi="Times New Roman" w:cs="Times New Roman"/>
+          <w:lang w:val="tr-TR"/>
+        </w:rPr>
+        <w:t xml:space="preserve">Kimyasal enerjiden elektrik elde etmenin tarihi iki yüz yılı aşkın bir geçmişe sahiptir. Alessandro Volta 1800 yılında farklı metal diskleri tuzlu suya batırılmış kartonlarla üst üste dizerek ilk pili yapmıştır. Michael Faraday ise 1830’lu yıllarda elektrik akımının maddeleri nasıl değiştirdiğini nicel olarak inceleyerek elektrolizin temel yasalarını ortaya koymuştur. Bu çalışmalar, bugün kullandığımız pillerin ve elektrolizle yürüyen sanayi süreçlerinin temelini oluşturur.</w:t>
+      </w:r>
+    </w:p>
+    <w:p>
+      <w:pPr>
+        <w:jc w:val="both"/>
+        <w:rPr>
+          <w:rFonts w:ascii="Times New Roman" w:hAnsi="Times New Roman" w:cs="Times New Roman"/>
+          <w:lang w:val="tr-TR"/>
+        </w:rPr>
+      </w:pPr>
+      <w:r>
+        <w:rPr>
+          <w:rFonts w:ascii="Times New Roman" w:hAnsi="Times New Roman" w:cs="Times New Roman"/>
+          <w:lang w:val="tr-TR"/>
+        </w:rPr>
+        <w:t xml:space="preserve">Bu bölümde istemli redoks tepkimelerinden elektrik enerjisi üreten galvanik hücreleri, standart hücre potansiyelinin nasıl hesaplandığını ve hücre potansiyelini etkileyen faktörleri inceleyeceksiniz. Ardından elektrik enerjisiyle istemsiz tepkimelerin gerçekleştirildiği elektrolitik hücreleri, elektroliz olayında madde miktarı ile elektrik yükü arasındaki ilişkiyi, metallerin elektrolizle kaplanmasını ve korozyonu önleme yollarını keşfedeceksiniz.</w:t>
       </w:r>
     </w:p>
     <w:p>

--- a/Kim12-1-3-Galvanik-Hucreler.docx
+++ b/Kim12-1-3-Galvanik-Hucreler.docx
@@ -968,7 +968,7 @@
           <w:rFonts w:ascii="Times New Roman" w:hAnsi="Times New Roman" w:cs="Times New Roman"/>
           <w:lang w:val="tr-TR"/>
         </w:rPr>
-        <w:t xml:space="preserve">) çözeltisi koyunuz ve çözeltinin sıcaklığını ölçünüz. Çözeltiye 2,0 g çinko tozu ekleyip cam bagetle karıştırınız. Sıcaklığı, çözeltinin rengini ve çinkonun görünümünü birkaç dakika boyunca izleyerek gözlemlerinizi kaydediniz. Okulunuzda laboratuvar imkânı yoksa aşağıdaki karekoddaki etkileşimli içeriği kullanabilir ya da Tablo A’daki hazır gözlem verilerinden yararlanabilirsiniz.</w:t>
+        <w:t xml:space="preserve">) çözeltisi koyunuz ve çözeltinin sıcaklığını ölçünüz. Çözeltiye 2,0 g çinko tozu ekleyip cam bagetle karıştırınız. Sıcaklığı, çözeltinin rengini ve çinkonun görünümünü birkaç dakika boyunca izleyerek gözlemlerinizi kaydediniz. Okulunuzda laboratuvar imkânı yoksa konu sonundaki karekodda yer alan etkileşimli içeriği kullanabilir ya da aşağıdaki tablodaki hazır gözlem verilerinden yararlanabilirsiniz.</w:t>
       </w:r>
     </w:p>
     <w:p>
@@ -1114,31 +1114,6 @@
         </w:rPr>
       </w:pPr>
     </w:p>
-    <w:p>
-      <w:pPr>
-        <w:jc w:val="center"/>
-        <w:rPr>
-          <w:rFonts w:ascii="Times New Roman" w:hAnsi="Times New Roman" w:cs="Times New Roman"/>
-          <w:lang w:val="tr-TR"/>
-        </w:rPr>
-      </w:pPr>
-      <w:r>
-        <w:rPr>
-          <w:rFonts w:ascii="Times New Roman" w:hAnsi="Times New Roman" w:cs="Times New Roman"/>
-          <w:b/>
-          <w:bCs/>
-          <w:lang w:val="tr-TR"/>
-        </w:rPr>
-        <w:t xml:space="preserve">Tablo A:</w:t>
-      </w:r>
-      <w:r>
-        <w:rPr>
-          <w:rFonts w:ascii="Times New Roman" w:hAnsi="Times New Roman" w:cs="Times New Roman"/>
-          <w:lang w:val="tr-TR"/>
-        </w:rPr>
-        <w:t xml:space="preserve"> Çinko tozu ile bakır(II) sülfat çözeltisinin tepkimesine ait gözlemler</w:t>
-      </w:r>
-    </w:p>
     <w:tbl>
       <w:tblPr>
         <w:tblW w:w="9000" w:type="dxa"/>
@@ -2210,7 +2185,7 @@
           <w:rFonts w:ascii="Times New Roman" w:hAnsi="Times New Roman" w:cs="Times New Roman"/>
           <w:lang w:val="tr-TR"/>
         </w:rPr>
-        <w:t xml:space="preserve">Görsel C’de bir galvanik hücre düzeneği gösterilmiştir. Düzenekte çinko şerit 1 M çinko sülfat çözeltisine, bakır şerit 1 M bakır(II) sülfat çözeltisine daldırılmış; iki kap, içi doymuş potasyum nitrat çözeltisiyle ıslatılmış bir filtre kâğıdı şeridi ya da U borusu ile birleştirilmiştir. Metal şeritler ise bir voltmetreye bağlanmıştır. Grubunuzla bu düzeneği kurunuz ya da Tablo B’deki hazır verileri kullanınız. Gözlemlerinizi yaparken görev paylaşımı yapınız.</w:t>
+        <w:t xml:space="preserve">Aşağıdaki görselde bir galvanik hücre düzeneği gösterilmiştir. Düzenekte çinko şerit 1 M çinko sülfat çözeltisine, bakır şerit 1 M bakır(II) sülfat çözeltisine daldırılmış; iki kap, içi doymuş potasyum nitrat çözeltisiyle ıslatılmış bir filtre kâğıdı şeridi ya da U borusu ile birleştirilmiştir. Metal şeritler ise bir voltmetreye bağlanmıştır. Grubunuzla bu düzeneği kurunuz ya da aşağıdaki tablodaki hazır verileri kullanınız. Gözlemlerinizi yaparken görev paylaşımı yapınız.</w:t>
       </w:r>
     </w:p>
     <w:p xmlns:a="http://schemas.openxmlformats.org/drawingml/2006/main" xmlns:pic="http://schemas.openxmlformats.org/drawingml/2006/picture">
@@ -2269,43 +2244,9 @@
       <w:r>
         <w:rPr>
           <w:rFonts w:ascii="Times New Roman" w:hAnsi="Times New Roman" w:cs="Times New Roman"/>
-          <w:b/>
-          <w:bCs/>
-          <w:lang w:val="tr-TR"/>
-        </w:rPr>
-        <w:t xml:space="preserve">Görsel C:</w:t>
-      </w:r>
-      <w:r>
-        <w:rPr>
-          <w:rFonts w:ascii="Times New Roman" w:hAnsi="Times New Roman" w:cs="Times New Roman"/>
-          <w:lang w:val="tr-TR"/>
-        </w:rPr>
-        <w:t xml:space="preserve"> Çinko-bakır galvanik hücre düzeneği</w:t>
-      </w:r>
-    </w:p>
-    <w:p>
-      <w:pPr>
-        <w:jc w:val="center"/>
-        <w:rPr>
-          <w:rFonts w:ascii="Times New Roman" w:hAnsi="Times New Roman" w:cs="Times New Roman"/>
-          <w:lang w:val="tr-TR"/>
-        </w:rPr>
-      </w:pPr>
-      <w:r>
-        <w:rPr>
-          <w:rFonts w:ascii="Times New Roman" w:hAnsi="Times New Roman" w:cs="Times New Roman"/>
-          <w:b/>
-          <w:bCs/>
-          <w:lang w:val="tr-TR"/>
-        </w:rPr>
-        <w:t xml:space="preserve">Tablo B:</w:t>
-      </w:r>
-      <w:r>
-        <w:rPr>
-          <w:rFonts w:ascii="Times New Roman" w:hAnsi="Times New Roman" w:cs="Times New Roman"/>
-          <w:lang w:val="tr-TR"/>
-        </w:rPr>
-        <w:t xml:space="preserve"> Çinko-bakır galvanik hücresiyle yapılan gözlemler (25 °C)</w:t>
+          <w:lang w:val="tr-TR"/>
+        </w:rPr>
+        <w:t xml:space="preserve">Çinko-bakır galvanik hücre düzeneği</w:t>
       </w:r>
     </w:p>
     <w:tbl>
@@ -2703,7 +2644,7 @@
           <w:rFonts w:ascii="Times New Roman" w:hAnsi="Times New Roman" w:cs="Times New Roman"/>
           <w:lang w:val="tr-TR"/>
         </w:rPr>
-        <w:t xml:space="preserve">Tablo B’deki verilere göre hangi elektrodun kütlesi azalmış, hangisininki artmıştır? Kütle değişimlerini mol sayısına çeviriniz (Zn: 65 g/mol, Cu: 64 g/mol). Bu verilerden hangi elektrotta yükseltgenme, hangi elektrotta indirgenme gerçekleştiği sonucunu çıkarınız ve her elektrotta gerçekleşen yarı tepkimeyi yazınız.</w:t>
+        <w:t xml:space="preserve">Yukarıdaki tablodaki verilere göre hangi elektrodun kütlesi azalmış, hangisininki artmıştır? Kütle değişimlerini mol sayısına çeviriniz (Zn: 65 g/mol, Cu: 64 g/mol). Bu verilerden hangi elektrotta yükseltgenme, hangi elektrotta indirgenme gerçekleştiği sonucunu çıkarınız ve her elektrotta gerçekleşen yarı tepkimeyi yazınız.</w:t>
       </w:r>
     </w:p>
     <w:p>
@@ -2863,7 +2804,7 @@
           <w:rFonts w:ascii="Times New Roman" w:hAnsi="Times New Roman" w:cs="Times New Roman"/>
           <w:lang w:val="tr-TR"/>
         </w:rPr>
-        <w:t xml:space="preserve">Görsel C’de numaralanan bölümlerin adlarını ve işlevlerini aşağıdaki tabloya yazınız. Görseli incelerken her bölümün düzenekteki konumuna ve neyle temas ettiğine dikkat ediniz.</w:t>
+        <w:t xml:space="preserve">Yukarıdaki galvanik hücre görselinde numaralanan bölümlerin adlarını ve işlevlerini aşağıdaki tabloya yazınız. Görseli incelerken her bölümün düzenekteki konumuna ve neyle temas ettiğine dikkat ediniz.</w:t>
       </w:r>
     </w:p>
     <w:tbl>
@@ -3448,7 +3389,7 @@
           <w:rFonts w:ascii="Times New Roman" w:hAnsi="Times New Roman" w:cs="Times New Roman"/>
           <w:lang w:val="tr-TR"/>
         </w:rPr>
-        <w:t xml:space="preserve">Dış devrede elektronlar hangi elektrottan hangi elektroda akar? Tahmininizi Görsel C üzerinde okla gösteriniz ve gerekçesini yazınız.</w:t>
+        <w:t xml:space="preserve">Dış devrede elektronlar hangi elektrottan hangi elektroda akar? Tahmininizi yukarıdaki galvanik hücre görseli üzerinde okla gösteriniz ve gerekçesini yazınız.</w:t>
       </w:r>
     </w:p>
     <w:p>
@@ -4573,7 +4514,7 @@
           <w:bCs/>
           <w:lang w:val="tr-TR"/>
         </w:rPr>
-        <w:t xml:space="preserve">Görsel D:</w:t>
+        <w:t xml:space="preserve">Görsel C:</w:t>
       </w:r>
       <w:r>
         <w:rPr>
@@ -4644,7 +4585,7 @@
           <w:rFonts w:ascii="Times New Roman" w:hAnsi="Times New Roman" w:cs="Times New Roman"/>
           <w:lang w:val="tr-TR"/>
         </w:rPr>
-        <w:t xml:space="preserve"> bulunur. Elektrot, elektrik akımını ileten ve yarı tepkimenin üzerinde gerçekleştiği katıdır; elektrolit ise iyonları sayesinde elektrik akımını ileten çözeltidir. Görsel D’deki hücrede çinko şerit ve çinko sülfat çözeltisi bir yarı hücreyi, bakır şerit ve bakır(II) sülfat çözeltisi diğer yarı hücreyi oluşturur.</w:t>
+        <w:t xml:space="preserve"> bulunur. Elektrot, elektrik akımını ileten ve yarı tepkimenin üzerinde gerçekleştiği katıdır; elektrolit ise iyonları sayesinde elektrik akımını ileten çözeltidir. Görsel C’deki hücrede çinko şerit ve çinko sülfat çözeltisi bir yarı hücreyi, bakır şerit ve bakır(II) sülfat çözeltisi diğer yarı hücreyi oluşturur.</w:t>
       </w:r>
     </w:p>
     <w:p>
@@ -4722,7 +4663,7 @@
           <w:rFonts w:ascii="Times New Roman" w:hAnsi="Times New Roman" w:cs="Times New Roman"/>
           <w:lang w:val="tr-TR"/>
         </w:rPr>
-        <w:t xml:space="preserve"> denir (Görsel E). Harcanan çinko ile oluşan bakırın mol sayılarının eşit olması, anotta verilen elektronların tamamının katotta alındığını gösterir.</w:t>
+        <w:t xml:space="preserve"> denir (Görsel D). Harcanan çinko ile oluşan bakırın mol sayılarının eşit olması, anotta verilen elektronların tamamının katotta alındığını gösterir.</w:t>
       </w:r>
     </w:p>
     <w:p>
@@ -4923,7 +4864,7 @@
           <w:bCs/>
           <w:lang w:val="tr-TR"/>
         </w:rPr>
-        <w:t xml:space="preserve">Görsel E:</w:t>
+        <w:t xml:space="preserve">Görsel D:</w:t>
       </w:r>
       <w:r>
         <w:rPr>
@@ -6121,7 +6062,7 @@
           <w:rFonts w:ascii="Times New Roman" w:hAnsi="Times New Roman" w:cs="Times New Roman"/>
           <w:lang w:val="tr-TR"/>
         </w:rPr>
-        <w:t xml:space="preserve">Kalbin ritmini düzenleyen kalp pilleri, deri altına yerleştirilen ve yıllarca kesintisiz çalışması gereken küçük cihazlardır (Görsel F). 1970’lerin başından itibaren bu cihazlarda lityum-iyot pilleri kullanılmaya başlanmıştır. Bu pillerde anot lityum metalidir; katotta ise iyot içeren bir karışım bulunur. Hücrede lityum yükseltgenirken iyot indirgenir ve yaklaşık 2,8 V gerilim elde edilir. Lityum-iyot pilleri gaz çıkışı olmadan çalıştığı için tamamen kapalı tasarlanabilir ve kullanım süresine göre genellikle 5-10 yıl, bazı tasarımlarda daha da uzun süre görev yapabilir. Daha önce kullanılan pillerin birkaç yılda bir değiştirilmesi gerektiği düşünüldüğünde bu gelişme hastaların hayat kalitesini önemli ölçüde artırmıştır.</w:t>
+        <w:t xml:space="preserve">Kalbin ritmini düzenleyen kalp pilleri, deri altına yerleştirilen ve yıllarca kesintisiz çalışması gereken küçük cihazlardır (aşağıdaki görsel). 1970’lerin başından itibaren bu cihazlarda lityum-iyot pilleri kullanılmaya başlanmıştır. Bu pillerde anot lityum metalidir; katotta ise iyot içeren bir karışım bulunur. Hücrede lityum yükseltgenirken iyot indirgenir ve yaklaşık 2,8 V gerilim elde edilir. Lityum-iyot pilleri gaz çıkışı olmadan çalıştığı için tamamen kapalı tasarlanabilir ve kullanım süresine göre genellikle 5-10 yıl, bazı tasarımlarda daha da uzun süre görev yapabilir. Daha önce kullanılan pillerin birkaç yılda bir değiştirilmesi gerektiği düşünüldüğünde bu gelişme hastaların hayat kalitesini önemli ölçüde artırmıştır.</w:t>
       </w:r>
     </w:p>
     <w:tbl>
@@ -6231,18 +6172,9 @@
       <w:r>
         <w:rPr>
           <w:rFonts w:ascii="Times New Roman" w:hAnsi="Times New Roman" w:cs="Times New Roman"/>
-          <w:b/>
-          <w:bCs/>
-          <w:lang w:val="tr-TR"/>
-        </w:rPr>
-        <w:t xml:space="preserve">Görsel F:</w:t>
-      </w:r>
-      <w:r>
-        <w:rPr>
-          <w:rFonts w:ascii="Times New Roman" w:hAnsi="Times New Roman" w:cs="Times New Roman"/>
-          <w:lang w:val="tr-TR"/>
-        </w:rPr>
-        <w:t xml:space="preserve"> Kalp pili</w:t>
+          <w:lang w:val="tr-TR"/>
+        </w:rPr>
+        <w:t xml:space="preserve">Kalp pili</w:t>
       </w:r>
     </w:p>
     <w:p>
@@ -7321,7 +7253,7 @@
           <w:highlight w:val="yellow"/>
           <w:lang w:val="tr-TR"/>
         </w:rPr>
-        <w:t xml:space="preserve">Tablo A ve Tablo B’deki sıcaklık, kütle ve gerilim değerleri tarafımızca hesaplanmış öğretim amaçlı verilerdir (kütle değişimleri 0,0100 mol elektron aktarımına karşılık gelir).</w:t>
+        <w:t xml:space="preserve">Analiz ve Keşif Atölyesi 1.3.’teki gözlem tablolarında yer alan sıcaklık, kütle ve gerilim değerleri tarafımızca hesaplanmış öğretim amaçlı verilerdir (kütle değişimleri 0,0100 mol elektron aktarımına karşılık gelir).</w:t>
       </w:r>
     </w:p>
     <w:sectPr>

--- a/Kim12-1-3-Galvanik-Hucreler.docx
+++ b/Kim12-1-3-Galvanik-Hucreler.docx
@@ -87,23 +87,7 @@
                 <w:rFonts w:ascii="Times New Roman" w:hAnsi="Times New Roman" w:cs="Times New Roman"/>
                 <w:lang w:val="tr-TR"/>
               </w:rPr>
-              <w:t xml:space="preserve">Shutterstock arama: “electric vehicle battery pack lithium cells”</w:t>
-            </w:r>
-          </w:p>
-          <w:p>
-            <w:pPr>
-              <w:jc w:val="both"/>
-              <w:rPr>
-                <w:rFonts w:ascii="Times New Roman" w:hAnsi="Times New Roman" w:cs="Times New Roman"/>
-                <w:lang w:val="tr-TR"/>
-              </w:rPr>
-            </w:pPr>
-            <w:r>
-              <w:rPr>
-                <w:rFonts w:ascii="Times New Roman" w:hAnsi="Times New Roman" w:cs="Times New Roman"/>
-                <w:lang w:val="tr-TR"/>
-              </w:rPr>
-              <w:t xml:space="preserve">Shutter ID: ……………</w:t>
+              <w:t xml:space="preserve">Shutter ID: 2503974089 (fotoğraf) — Electric vehicle lithium NMC battery</w:t>
             </w:r>
           </w:p>
         </w:tc>
@@ -151,7 +135,7 @@
                 <w:rFonts w:ascii="Times New Roman" w:hAnsi="Times New Roman" w:cs="Times New Roman"/>
                 <w:lang w:val="tr-TR"/>
               </w:rPr>
-              <w:t xml:space="preserve">GÖRSEL ALANI</w:t>
+              <w:t xml:space="preserve">GÖRSEL ALANI (Shutterstock)</w:t>
             </w:r>
           </w:p>
           <w:p>
@@ -183,23 +167,7 @@
                 <w:rFonts w:ascii="Times New Roman" w:hAnsi="Times New Roman" w:cs="Times New Roman"/>
                 <w:lang w:val="tr-TR"/>
               </w:rPr>
-              <w:t xml:space="preserve">Shutterstock arama: “electric car charging station solar panels”</w:t>
-            </w:r>
-          </w:p>
-          <w:p>
-            <w:pPr>
-              <w:jc w:val="both"/>
-              <w:rPr>
-                <w:rFonts w:ascii="Times New Roman" w:hAnsi="Times New Roman" w:cs="Times New Roman"/>
-                <w:lang w:val="tr-TR"/>
-              </w:rPr>
-            </w:pPr>
-            <w:r>
-              <w:rPr>
-                <w:rFonts w:ascii="Times New Roman" w:hAnsi="Times New Roman" w:cs="Times New Roman"/>
-                <w:lang w:val="tr-TR"/>
-              </w:rPr>
-              <w:t xml:space="preserve">Shutter ID: ……………</w:t>
+              <w:t xml:space="preserve">Shutter ID: 2466917493 (fotoğraf) — Electric car is charged from a charging station</w:t>
             </w:r>
           </w:p>
         </w:tc>
@@ -6098,7 +6066,7 @@
                 <w:rFonts w:ascii="Times New Roman" w:hAnsi="Times New Roman" w:cs="Times New Roman"/>
                 <w:lang w:val="tr-TR"/>
               </w:rPr>
-              <w:t xml:space="preserve">GÖRSEL ALANI</w:t>
+              <w:t xml:space="preserve">GÖRSEL ALANI (Shutterstock)</w:t>
             </w:r>
           </w:p>
           <w:p>
@@ -6130,23 +6098,7 @@
                 <w:rFonts w:ascii="Times New Roman" w:hAnsi="Times New Roman" w:cs="Times New Roman"/>
                 <w:lang w:val="tr-TR"/>
               </w:rPr>
-              <w:t xml:space="preserve">Shutterstock arama: “pacemaker device white background”</w:t>
-            </w:r>
-          </w:p>
-          <w:p>
-            <w:pPr>
-              <w:jc w:val="both"/>
-              <w:rPr>
-                <w:rFonts w:ascii="Times New Roman" w:hAnsi="Times New Roman" w:cs="Times New Roman"/>
-                <w:lang w:val="tr-TR"/>
-              </w:rPr>
-            </w:pPr>
-            <w:r>
-              <w:rPr>
-                <w:rFonts w:ascii="Times New Roman" w:hAnsi="Times New Roman" w:cs="Times New Roman"/>
-                <w:lang w:val="tr-TR"/>
-              </w:rPr>
-              <w:t xml:space="preserve">Shutter ID: ……………</w:t>
+              <w:t xml:space="preserve">Shutter ID: 2450344123 (fotoğraf) — Pacemaker isolated on a white background</w:t>
             </w:r>
           </w:p>
         </w:tc>

--- a/Kim12-1-3-Galvanik-Hucreler.docx
+++ b/Kim12-1-3-Galvanik-Hucreler.docx
@@ -4309,7 +4309,22 @@
           <w:rFonts w:ascii="Times New Roman" w:hAnsi="Times New Roman" w:cs="Times New Roman"/>
           <w:lang w:val="tr-TR"/>
         </w:rPr>
-        <w:t xml:space="preserve">Analiz ve Keşif Atölyesi 1.3.’te çinko tozu bakır(II) sülfat çözeltisine eklendiğinde çözeltinin mavi renginin açıldığını, kırmızımsı kahverengi bakırın oluştuğunu ve çözeltinin ısındığını gözlemlediniz. Bu tepkimede çinko atomları elektron vererek yükseltgenir, bakır(II) iyonları elektron alarak indirgenir:</w:t>
+        <w:t xml:space="preserve">Bir metal, kendisinden daha az aktif bir metalin iyonlarını içeren çözeltiye daldırıldığında elektronlar, tepkenlerin temas ettiği yüzeyde doğrudan aktarılır. Örneğin gümüş nitrat çözeltisine daldırılan bakır telin yüzeyinde gümüş kristalleri oluşur, çözelti ise Cu</w:t>
+      </w:r>
+      <w:r>
+        <w:rPr>
+          <w:rFonts w:ascii="Times New Roman" w:hAnsi="Times New Roman" w:cs="Times New Roman"/>
+          <w:lang w:val="tr-TR"/>
+          <w:vertAlign w:val="superscript"/>
+        </w:rPr>
+        <w:t xml:space="preserve">2+</w:t>
+      </w:r>
+      <w:r>
+        <w:rPr>
+          <w:rFonts w:ascii="Times New Roman" w:hAnsi="Times New Roman" w:cs="Times New Roman"/>
+          <w:lang w:val="tr-TR"/>
+        </w:rPr>
+        <w:t xml:space="preserve"> iyonları nedeniyle maviye döner. Bu tepkimede bakır atomları elektron vererek yükseltgenir, gümüş iyonları elektron alarak indirgenir:</w:t>
       </w:r>
     </w:p>
     <w:p>
@@ -4325,13 +4340,28 @@
           <w:rFonts w:ascii="Times New Roman" w:hAnsi="Times New Roman" w:cs="Times New Roman"/>
           <w:lang w:val="tr-TR"/>
         </w:rPr>
-        <w:t xml:space="preserve">Zn(k) + Cu</w:t>
-      </w:r>
-      <w:r>
-        <w:rPr>
-          <w:rFonts w:ascii="Times New Roman" w:hAnsi="Times New Roman" w:cs="Times New Roman"/>
+        <w:t xml:space="preserve">Cu(k) + 2Ag</w:t>
+      </w:r>
+      <w:r>
+        <w:rPr>
+          <w:rFonts w:ascii="Times New Roman" w:hAnsi="Times New Roman" w:cs="Times New Roman"/>
+          <w:lang w:val="tr-TR"/>
           <w:vertAlign w:val="superscript"/>
-          <w:lang w:val="tr-TR"/>
+        </w:rPr>
+        <w:t xml:space="preserve">+</w:t>
+      </w:r>
+      <w:r>
+        <w:rPr>
+          <w:rFonts w:ascii="Times New Roman" w:hAnsi="Times New Roman" w:cs="Times New Roman"/>
+          <w:lang w:val="tr-TR"/>
+        </w:rPr>
+        <w:t xml:space="preserve">(suda) → Cu</w:t>
+      </w:r>
+      <w:r>
+        <w:rPr>
+          <w:rFonts w:ascii="Times New Roman" w:hAnsi="Times New Roman" w:cs="Times New Roman"/>
+          <w:lang w:val="tr-TR"/>
+          <w:vertAlign w:val="superscript"/>
         </w:rPr>
         <w:t xml:space="preserve">2+</w:t>
       </w:r>
@@ -4340,76 +4370,73 @@
           <w:rFonts w:ascii="Times New Roman" w:hAnsi="Times New Roman" w:cs="Times New Roman"/>
           <w:lang w:val="tr-TR"/>
         </w:rPr>
-        <w:t xml:space="preserve">(suda) → Zn</w:t>
-      </w:r>
-      <w:r>
-        <w:rPr>
-          <w:rFonts w:ascii="Times New Roman" w:hAnsi="Times New Roman" w:cs="Times New Roman"/>
+        <w:t xml:space="preserve">(suda) + 2Ag(k)</w:t>
+      </w:r>
+    </w:p>
+    <w:p>
+      <w:pPr>
+        <w:jc w:val="both"/>
+        <w:rPr>
+          <w:rFonts w:ascii="Times New Roman" w:hAnsi="Times New Roman" w:cs="Times New Roman"/>
+          <w:lang w:val="tr-TR"/>
+        </w:rPr>
+      </w:pPr>
+      <w:r>
+        <w:rPr>
+          <w:rFonts w:ascii="Times New Roman" w:hAnsi="Times New Roman" w:cs="Times New Roman"/>
+          <w:lang w:val="tr-TR"/>
+        </w:rPr>
+        <w:t xml:space="preserve">Kendiliğinden gerçekleşen tepkimelere </w:t>
+      </w:r>
+      <w:r>
+        <w:rPr>
+          <w:b/>
+          <w:rFonts w:ascii="Times New Roman" w:hAnsi="Times New Roman" w:cs="Times New Roman"/>
+          <w:lang w:val="tr-TR"/>
+        </w:rPr>
+        <w:t xml:space="preserve">istemli tepkime</w:t>
+      </w:r>
+      <w:r>
+        <w:rPr>
+          <w:rFonts w:ascii="Times New Roman" w:hAnsi="Times New Roman" w:cs="Times New Roman"/>
+          <w:lang w:val="tr-TR"/>
+        </w:rPr>
+        <w:t xml:space="preserve"> denir. Tepkenler doğrudan temas ettiğinde tepkimenin enerjisi ısı olarak çevreye yayılır. Bakır elektrot bakır(II) nitrat çözeltisine, gümüş elektrot gümüş nitrat çözeltisine ayrı kaplarda daldırılıp elektrotlar bir telle, çözeltiler ise bir tuz köprüsüyle birleştirildiğinde ise bakır atomları ile gümüş iyonları birbirine dokunamaz. Bakır atomlarının verdiği elektronlar telden geçerek gümüş elektroda ulaşır ve orada Ag</w:t>
+      </w:r>
+      <w:r>
+        <w:rPr>
+          <w:rFonts w:ascii="Times New Roman" w:hAnsi="Times New Roman" w:cs="Times New Roman"/>
+          <w:lang w:val="tr-TR"/>
           <w:vertAlign w:val="superscript"/>
-          <w:lang w:val="tr-TR"/>
-        </w:rPr>
-        <w:t xml:space="preserve">2+</w:t>
-      </w:r>
-      <w:r>
-        <w:rPr>
-          <w:rFonts w:ascii="Times New Roman" w:hAnsi="Times New Roman" w:cs="Times New Roman"/>
-          <w:lang w:val="tr-TR"/>
-        </w:rPr>
-        <w:t xml:space="preserve">(suda) + Cu(k)</w:t>
-      </w:r>
-    </w:p>
-    <w:p>
-      <w:pPr>
-        <w:jc w:val="both"/>
-        <w:rPr>
-          <w:rFonts w:ascii="Times New Roman" w:hAnsi="Times New Roman" w:cs="Times New Roman"/>
-          <w:lang w:val="tr-TR"/>
-        </w:rPr>
-      </w:pPr>
-      <w:r>
-        <w:rPr>
-          <w:rFonts w:ascii="Times New Roman" w:hAnsi="Times New Roman" w:cs="Times New Roman"/>
-          <w:lang w:val="tr-TR"/>
-        </w:rPr>
-        <w:t xml:space="preserve">Kendiliğinden gerçekleşen bu tepkimelere </w:t>
-      </w:r>
-      <w:r>
-        <w:rPr>
-          <w:rFonts w:ascii="Times New Roman" w:hAnsi="Times New Roman" w:cs="Times New Roman"/>
+        </w:rPr>
+        <w:t xml:space="preserve">+</w:t>
+      </w:r>
+      <w:r>
+        <w:rPr>
+          <w:rFonts w:ascii="Times New Roman" w:hAnsi="Times New Roman" w:cs="Times New Roman"/>
+          <w:lang w:val="tr-TR"/>
+        </w:rPr>
+        <w:t xml:space="preserve"> iyonlarına aktarılır (Görsel C). Yükseltgenme ve indirgenme yarı tepkimeleri birbirinden ayrı yerlerde gerçekleştirilip elektronlar bir dış devreden geçmeye zorlandığında istemli bir redoks tepkimesinin kimyasal enerjisi elektrik enerjisine dönüştürülür. İstemli redoks tepkimelerinden elektrik enerjisi üreten bu düzeneklere </w:t>
+      </w:r>
+      <w:r>
+        <w:rPr>
           <w:b/>
-          <w:bCs/>
-          <w:lang w:val="tr-TR"/>
-        </w:rPr>
-        <w:t xml:space="preserve">istemli tepkime</w:t>
-      </w:r>
-      <w:r>
-        <w:rPr>
-          <w:rFonts w:ascii="Times New Roman" w:hAnsi="Times New Roman" w:cs="Times New Roman"/>
-          <w:lang w:val="tr-TR"/>
-        </w:rPr>
-        <w:t xml:space="preserve"> denir. Tepkenler doğrudan temas ettiğinde elektronlar çinko yüzeyinden bakır(II) iyonlarına doğrudan aktarılır ve tepkimenin enerjisi ısı olarak çevreye yayılır. Atölyenin 2. Aşamasında ise çinko ve bakır(II) iyonları ayrı kaplara konduğunda da tepkimenin gerçekleştiğini, ancak bu kez elektronların bir telden geçerek voltmetrede ölçülebilen bir elektrik akımı oluşturduğunu fark ettiniz. Buradan, yükseltgenme ve indirgenme yarı tepkimeleri birbirinden ayrı yerlerde gerçekleştirilip elektronlar bir dış devreden geçmeye zorlandığında istemli redoks tepkimelerinin kimyasal enerjisinin elektrik enerjisine dönüştürülebileceği sonucuna ulaşılabilir. İstemli redoks tepkimelerinden elektrik enerjisi üreten bu düzeneklere </w:t>
-      </w:r>
-      <w:r>
-        <w:rPr>
-          <w:rFonts w:ascii="Times New Roman" w:hAnsi="Times New Roman" w:cs="Times New Roman"/>
+          <w:rFonts w:ascii="Times New Roman" w:hAnsi="Times New Roman" w:cs="Times New Roman"/>
+          <w:lang w:val="tr-TR"/>
+        </w:rPr>
+        <w:t xml:space="preserve">galvanik hücre</w:t>
+      </w:r>
+      <w:r>
+        <w:rPr>
+          <w:rFonts w:ascii="Times New Roman" w:hAnsi="Times New Roman" w:cs="Times New Roman"/>
+          <w:lang w:val="tr-TR"/>
+        </w:rPr>
+        <w:t xml:space="preserve"> (volta hücresi) denir. Kimyasal enerji ile elektrik enerjisi arasındaki dönüşümlerin gerçekleştiği bütün düzenekler ise genel olarak </w:t>
+      </w:r>
+      <w:r>
+        <w:rPr>
           <w:b/>
-          <w:bCs/>
-          <w:lang w:val="tr-TR"/>
-        </w:rPr>
-        <w:t xml:space="preserve">galvanik hücre</w:t>
-      </w:r>
-      <w:r>
-        <w:rPr>
-          <w:rFonts w:ascii="Times New Roman" w:hAnsi="Times New Roman" w:cs="Times New Roman"/>
-          <w:lang w:val="tr-TR"/>
-        </w:rPr>
-        <w:t xml:space="preserve"> (volta hücresi) denir. Kimyasal enerji ile elektrik enerjisi arasındaki dönüşümlerin gerçekleştiği bütün düzenekler ise genel olarak </w:t>
-      </w:r>
-      <w:r>
-        <w:rPr>
-          <w:rFonts w:ascii="Times New Roman" w:hAnsi="Times New Roman" w:cs="Times New Roman"/>
-          <w:b/>
-          <w:bCs/>
+          <w:rFonts w:ascii="Times New Roman" w:hAnsi="Times New Roman" w:cs="Times New Roman"/>
           <w:lang w:val="tr-TR"/>
         </w:rPr>
         <w:t xml:space="preserve">elektrokimyasal hücre</w:t>
@@ -4433,8 +4460,8 @@
       <w:r>
         <w:drawing>
           <wp:inline distT="0" distB="0" distL="0" distR="0">
-            <wp:extent cx="5040000" cy="4123259"/>
-            <wp:docPr id="900007" name="Grafik 900007" descr="Çinko-bakır galvanik hücresi"/>
+            <wp:extent cx="5040000" cy="4132800"/>
+            <wp:docPr id="900007" name="Grafik 900007" descr="Bakır-gümüş galvanik hücresi"/>
             <wp:cNvGraphicFramePr>
               <a:graphicFrameLocks noChangeAspect="1"/>
             </wp:cNvGraphicFramePr>
@@ -4454,7 +4481,7 @@
                   <pic:spPr>
                     <a:xfrm>
                       <a:off x="0" y="0"/>
-                      <a:ext cx="5040000" cy="4123259"/>
+                      <a:ext cx="5040000" cy="4132800"/>
                     </a:xfrm>
                     <a:prstGeom prst="rect">
                       <a:avLst/>
@@ -4477,9 +4504,8 @@
       </w:pPr>
       <w:r>
         <w:rPr>
-          <w:rFonts w:ascii="Times New Roman" w:hAnsi="Times New Roman" w:cs="Times New Roman"/>
           <w:b/>
-          <w:bCs/>
+          <w:rFonts w:ascii="Times New Roman" w:hAnsi="Times New Roman" w:cs="Times New Roman"/>
           <w:lang w:val="tr-TR"/>
         </w:rPr>
         <w:t xml:space="preserve">Görsel C:</w:t>
@@ -4489,7 +4515,7 @@
           <w:rFonts w:ascii="Times New Roman" w:hAnsi="Times New Roman" w:cs="Times New Roman"/>
           <w:lang w:val="tr-TR"/>
         </w:rPr>
-        <w:t xml:space="preserve"> Çinko-bakır galvanik hücresinde elektronların ve iyonların hareketi</w:t>
+        <w:t xml:space="preserve"> Bakır-gümüş galvanik hücresinde elektronların ve iyonların hareketi</w:t>
       </w:r>
     </w:p>
     <w:p>
@@ -4509,9 +4535,8 @@
       </w:r>
       <w:r>
         <w:rPr>
-          <w:rFonts w:ascii="Times New Roman" w:hAnsi="Times New Roman" w:cs="Times New Roman"/>
           <w:b/>
-          <w:bCs/>
+          <w:rFonts w:ascii="Times New Roman" w:hAnsi="Times New Roman" w:cs="Times New Roman"/>
           <w:lang w:val="tr-TR"/>
         </w:rPr>
         <w:t xml:space="preserve">yarı hücreden</w:t>
@@ -4525,9 +4550,8 @@
       </w:r>
       <w:r>
         <w:rPr>
-          <w:rFonts w:ascii="Times New Roman" w:hAnsi="Times New Roman" w:cs="Times New Roman"/>
           <w:b/>
-          <w:bCs/>
+          <w:rFonts w:ascii="Times New Roman" w:hAnsi="Times New Roman" w:cs="Times New Roman"/>
           <w:lang w:val="tr-TR"/>
         </w:rPr>
         <w:t xml:space="preserve">elektrot</w:t>
@@ -4541,9 +4565,8 @@
       </w:r>
       <w:r>
         <w:rPr>
-          <w:rFonts w:ascii="Times New Roman" w:hAnsi="Times New Roman" w:cs="Times New Roman"/>
           <w:b/>
-          <w:bCs/>
+          <w:rFonts w:ascii="Times New Roman" w:hAnsi="Times New Roman" w:cs="Times New Roman"/>
           <w:lang w:val="tr-TR"/>
         </w:rPr>
         <w:t xml:space="preserve">elektrolit</w:t>
@@ -4553,29 +4576,29 @@
           <w:rFonts w:ascii="Times New Roman" w:hAnsi="Times New Roman" w:cs="Times New Roman"/>
           <w:lang w:val="tr-TR"/>
         </w:rPr>
-        <w:t xml:space="preserve"> bulunur. Elektrot, elektrik akımını ileten ve yarı tepkimenin üzerinde gerçekleştiği katıdır; elektrolit ise iyonları sayesinde elektrik akımını ileten çözeltidir. Görsel C’deki hücrede çinko şerit ve çinko sülfat çözeltisi bir yarı hücreyi, bakır şerit ve bakır(II) sülfat çözeltisi diğer yarı hücreyi oluşturur.</w:t>
-      </w:r>
-    </w:p>
-    <w:p>
-      <w:pPr>
-        <w:jc w:val="both"/>
-        <w:rPr>
-          <w:rFonts w:ascii="Times New Roman" w:hAnsi="Times New Roman" w:cs="Times New Roman"/>
-          <w:lang w:val="tr-TR"/>
-        </w:rPr>
-      </w:pPr>
-      <w:r>
-        <w:rPr>
-          <w:rFonts w:ascii="Times New Roman" w:hAnsi="Times New Roman" w:cs="Times New Roman"/>
-          <w:lang w:val="tr-TR"/>
-        </w:rPr>
-        <w:t xml:space="preserve">Atölyedeki kütle verileri, çinko şeridin 0,325 g (0,00500 mol) inceldiğini, bakır şeridin ise 0,320 g (0,00500 mol) kalınlaştığını göstermektedir. Çinko elektrotta çinko atomları elektron vererek çözeltiye Zn</w:t>
-      </w:r>
-      <w:r>
-        <w:rPr>
-          <w:rFonts w:ascii="Times New Roman" w:hAnsi="Times New Roman" w:cs="Times New Roman"/>
+        <w:t xml:space="preserve"> bulunur. Elektrot, elektronları ileten ve yarı tepkimenin yüzeyinde gerçekleştiği katıdır; elektrolit ise iyonları sayesinde elektrik akımını ileten çözelti ya da eriyiktir. Görsel C’deki hücrede bakır şerit ve bakır(II) nitrat çözeltisi bir yarı hücreyi, gümüş şerit ve gümüş nitrat çözeltisi diğer yarı hücreyi oluşturur.</w:t>
+      </w:r>
+    </w:p>
+    <w:p>
+      <w:pPr>
+        <w:jc w:val="both"/>
+        <w:rPr>
+          <w:rFonts w:ascii="Times New Roman" w:hAnsi="Times New Roman" w:cs="Times New Roman"/>
+          <w:lang w:val="tr-TR"/>
+        </w:rPr>
+      </w:pPr>
+      <w:r>
+        <w:rPr>
+          <w:rFonts w:ascii="Times New Roman" w:hAnsi="Times New Roman" w:cs="Times New Roman"/>
+          <w:lang w:val="tr-TR"/>
+        </w:rPr>
+        <w:t xml:space="preserve">Bu hücre bir süre çalıştırıldığında bakır elektrodun kütlesinin 0,320 g (0,00500 mol) azaldığı, gümüş elektrodun kütlesinin ise 1,08 g (0,0100 mol) arttığı belirlenir. Bakır elektrotta bakır atomları elektron vererek çözeltiye Cu</w:t>
+      </w:r>
+      <w:r>
+        <w:rPr>
+          <w:rFonts w:ascii="Times New Roman" w:hAnsi="Times New Roman" w:cs="Times New Roman"/>
+          <w:lang w:val="tr-TR"/>
           <w:vertAlign w:val="superscript"/>
-          <w:lang w:val="tr-TR"/>
         </w:rPr>
         <w:t xml:space="preserve">2+</w:t>
       </w:r>
@@ -4588,9 +4611,8 @@
       </w:r>
       <w:r>
         <w:rPr>
-          <w:rFonts w:ascii="Times New Roman" w:hAnsi="Times New Roman" w:cs="Times New Roman"/>
           <w:b/>
-          <w:bCs/>
+          <w:rFonts w:ascii="Times New Roman" w:hAnsi="Times New Roman" w:cs="Times New Roman"/>
           <w:lang w:val="tr-TR"/>
         </w:rPr>
         <w:t xml:space="preserve">anot</w:t>
@@ -4600,12 +4622,58 @@
           <w:rFonts w:ascii="Times New Roman" w:hAnsi="Times New Roman" w:cs="Times New Roman"/>
           <w:lang w:val="tr-TR"/>
         </w:rPr>
-        <w:t xml:space="preserve"> denir. Bakır elektrotta ise çözeltideki Cu</w:t>
-      </w:r>
-      <w:r>
-        <w:rPr>
-          <w:rFonts w:ascii="Times New Roman" w:hAnsi="Times New Roman" w:cs="Times New Roman"/>
+        <w:t xml:space="preserve"> denir. Gümüş elektrotta ise çözeltideki Ag</w:t>
+      </w:r>
+      <w:r>
+        <w:rPr>
+          <w:rFonts w:ascii="Times New Roman" w:hAnsi="Times New Roman" w:cs="Times New Roman"/>
+          <w:lang w:val="tr-TR"/>
           <w:vertAlign w:val="superscript"/>
+        </w:rPr>
+        <w:t xml:space="preserve">+</w:t>
+      </w:r>
+      <w:r>
+        <w:rPr>
+          <w:rFonts w:ascii="Times New Roman" w:hAnsi="Times New Roman" w:cs="Times New Roman"/>
+          <w:lang w:val="tr-TR"/>
+        </w:rPr>
+        <w:t xml:space="preserve"> iyonları elektron alarak elektrot yüzeyinde gümüş atomları olarak birikir. İndirgenmenin gerçekleştiği bu elektroda </w:t>
+      </w:r>
+      <w:r>
+        <w:rPr>
+          <w:b/>
+          <w:rFonts w:ascii="Times New Roman" w:hAnsi="Times New Roman" w:cs="Times New Roman"/>
+          <w:lang w:val="tr-TR"/>
+        </w:rPr>
+        <w:t xml:space="preserve">katot</w:t>
+      </w:r>
+      <w:r>
+        <w:rPr>
+          <w:rFonts w:ascii="Times New Roman" w:hAnsi="Times New Roman" w:cs="Times New Roman"/>
+          <w:lang w:val="tr-TR"/>
+        </w:rPr>
+        <w:t xml:space="preserve"> denir (Görsel D). Oluşan gümüşün mol sayısının harcanan bakırınkinin iki katı olması, anotta her bakır atomunun verdiği iki elektronun katotta iki gümüş iyonu tarafından alındığını gösterir.</w:t>
+      </w:r>
+    </w:p>
+    <w:p>
+      <w:pPr>
+        <w:jc w:val="center"/>
+        <w:rPr>
+          <w:rFonts w:ascii="Times New Roman" w:hAnsi="Times New Roman" w:cs="Times New Roman"/>
+          <w:lang w:val="tr-TR"/>
+        </w:rPr>
+      </w:pPr>
+      <w:r>
+        <w:rPr>
+          <w:rFonts w:ascii="Times New Roman" w:hAnsi="Times New Roman" w:cs="Times New Roman"/>
+          <w:lang w:val="tr-TR"/>
+        </w:rPr>
+        <w:t xml:space="preserve">Anot:   Cu(k) → Cu</w:t>
+      </w:r>
+      <w:r>
+        <w:rPr>
+          <w:rFonts w:ascii="Times New Roman" w:hAnsi="Times New Roman" w:cs="Times New Roman"/>
+          <w:vertAlign w:val="superscript"/>
           <w:lang w:val="tr-TR"/>
         </w:rPr>
         <w:t xml:space="preserve">2+</w:t>
@@ -4615,23 +4683,22 @@
           <w:rFonts w:ascii="Times New Roman" w:hAnsi="Times New Roman" w:cs="Times New Roman"/>
           <w:lang w:val="tr-TR"/>
         </w:rPr>
-        <w:t xml:space="preserve"> iyonları elektron alarak elektrot yüzeyinde bakır atomları olarak birikir. İndirgenmenin gerçekleştiği bu elektroda </w:t>
-      </w:r>
-      <w:r>
-        <w:rPr>
-          <w:rFonts w:ascii="Times New Roman" w:hAnsi="Times New Roman" w:cs="Times New Roman"/>
-          <w:b/>
-          <w:bCs/>
-          <w:lang w:val="tr-TR"/>
-        </w:rPr>
-        <w:t xml:space="preserve">katot</w:t>
-      </w:r>
-      <w:r>
-        <w:rPr>
-          <w:rFonts w:ascii="Times New Roman" w:hAnsi="Times New Roman" w:cs="Times New Roman"/>
-          <w:lang w:val="tr-TR"/>
-        </w:rPr>
-        <w:t xml:space="preserve"> denir (Görsel D). Harcanan çinko ile oluşan bakırın mol sayılarının eşit olması, anotta verilen elektronların tamamının katotta alındığını gösterir.</w:t>
+        <w:t xml:space="preserve">(suda) + 2e</w:t>
+      </w:r>
+      <w:r>
+        <w:rPr>
+          <w:rFonts w:ascii="Times New Roman" w:hAnsi="Times New Roman" w:cs="Times New Roman"/>
+          <w:vertAlign w:val="superscript"/>
+          <w:lang w:val="tr-TR"/>
+        </w:rPr>
+        <w:t xml:space="preserve">−</w:t>
+      </w:r>
+      <w:r>
+        <w:rPr>
+          <w:rFonts w:ascii="Times New Roman" w:hAnsi="Times New Roman" w:cs="Times New Roman"/>
+          <w:lang w:val="tr-TR"/>
+        </w:rPr>
+        <w:t xml:space="preserve">          (yükseltgenme)</w:t>
       </w:r>
     </w:p>
     <w:p>
@@ -4647,13 +4714,74 @@
           <w:rFonts w:ascii="Times New Roman" w:hAnsi="Times New Roman" w:cs="Times New Roman"/>
           <w:lang w:val="tr-TR"/>
         </w:rPr>
-        <w:t xml:space="preserve">Anot:   Zn(k) → Zn</w:t>
-      </w:r>
-      <w:r>
-        <w:rPr>
-          <w:rFonts w:ascii="Times New Roman" w:hAnsi="Times New Roman" w:cs="Times New Roman"/>
+        <w:t xml:space="preserve">Katot:   2Ag</w:t>
+      </w:r>
+      <w:r>
+        <w:rPr>
+          <w:rFonts w:ascii="Times New Roman" w:hAnsi="Times New Roman" w:cs="Times New Roman"/>
+          <w:lang w:val="tr-TR"/>
           <w:vertAlign w:val="superscript"/>
-          <w:lang w:val="tr-TR"/>
+        </w:rPr>
+        <w:t xml:space="preserve">+</w:t>
+      </w:r>
+      <w:r>
+        <w:rPr>
+          <w:rFonts w:ascii="Times New Roman" w:hAnsi="Times New Roman" w:cs="Times New Roman"/>
+          <w:lang w:val="tr-TR"/>
+        </w:rPr>
+        <w:t xml:space="preserve">(suda) + 2e</w:t>
+      </w:r>
+      <w:r>
+        <w:rPr>
+          <w:rFonts w:ascii="Times New Roman" w:hAnsi="Times New Roman" w:cs="Times New Roman"/>
+          <w:lang w:val="tr-TR"/>
+          <w:vertAlign w:val="superscript"/>
+        </w:rPr>
+        <w:t xml:space="preserve">−</w:t>
+      </w:r>
+      <w:r>
+        <w:rPr>
+          <w:rFonts w:ascii="Times New Roman" w:hAnsi="Times New Roman" w:cs="Times New Roman"/>
+          <w:lang w:val="tr-TR"/>
+        </w:rPr>
+        <w:t xml:space="preserve"> → 2Ag(k)          (indirgenme)</w:t>
+      </w:r>
+    </w:p>
+    <w:p>
+      <w:pPr>
+        <w:jc w:val="center"/>
+        <w:rPr>
+          <w:rFonts w:ascii="Times New Roman" w:hAnsi="Times New Roman" w:cs="Times New Roman"/>
+          <w:lang w:val="tr-TR"/>
+        </w:rPr>
+      </w:pPr>
+      <w:r>
+        <w:rPr>
+          <w:rFonts w:ascii="Times New Roman" w:hAnsi="Times New Roman" w:cs="Times New Roman"/>
+          <w:lang w:val="tr-TR"/>
+        </w:rPr>
+        <w:t xml:space="preserve">Net tepkime:   Cu(k) + 2Ag</w:t>
+      </w:r>
+      <w:r>
+        <w:rPr>
+          <w:rFonts w:ascii="Times New Roman" w:hAnsi="Times New Roman" w:cs="Times New Roman"/>
+          <w:lang w:val="tr-TR"/>
+          <w:vertAlign w:val="superscript"/>
+        </w:rPr>
+        <w:t xml:space="preserve">+</w:t>
+      </w:r>
+      <w:r>
+        <w:rPr>
+          <w:rFonts w:ascii="Times New Roman" w:hAnsi="Times New Roman" w:cs="Times New Roman"/>
+          <w:lang w:val="tr-TR"/>
+        </w:rPr>
+        <w:t xml:space="preserve">(suda) → Cu</w:t>
+      </w:r>
+      <w:r>
+        <w:rPr>
+          <w:rFonts w:ascii="Times New Roman" w:hAnsi="Times New Roman" w:cs="Times New Roman"/>
+          <w:lang w:val="tr-TR"/>
+          <w:vertAlign w:val="superscript"/>
         </w:rPr>
         <w:t xml:space="preserve">2+</w:t>
       </w:r>
@@ -4662,114 +4790,7 @@
           <w:rFonts w:ascii="Times New Roman" w:hAnsi="Times New Roman" w:cs="Times New Roman"/>
           <w:lang w:val="tr-TR"/>
         </w:rPr>
-        <w:t xml:space="preserve">(suda) + 2e</w:t>
-      </w:r>
-      <w:r>
-        <w:rPr>
-          <w:rFonts w:ascii="Times New Roman" w:hAnsi="Times New Roman" w:cs="Times New Roman"/>
-          <w:vertAlign w:val="superscript"/>
-          <w:lang w:val="tr-TR"/>
-        </w:rPr>
-        <w:t xml:space="preserve">−</w:t>
-      </w:r>
-      <w:r>
-        <w:rPr>
-          <w:rFonts w:ascii="Times New Roman" w:hAnsi="Times New Roman" w:cs="Times New Roman"/>
-          <w:lang w:val="tr-TR"/>
-        </w:rPr>
-        <w:t xml:space="preserve">          (yükseltgenme)</w:t>
-      </w:r>
-    </w:p>
-    <w:p>
-      <w:pPr>
-        <w:jc w:val="center"/>
-        <w:rPr>
-          <w:rFonts w:ascii="Times New Roman" w:hAnsi="Times New Roman" w:cs="Times New Roman"/>
-          <w:lang w:val="tr-TR"/>
-        </w:rPr>
-      </w:pPr>
-      <w:r>
-        <w:rPr>
-          <w:rFonts w:ascii="Times New Roman" w:hAnsi="Times New Roman" w:cs="Times New Roman"/>
-          <w:lang w:val="tr-TR"/>
-        </w:rPr>
-        <w:t xml:space="preserve">Katot:   Cu</w:t>
-      </w:r>
-      <w:r>
-        <w:rPr>
-          <w:rFonts w:ascii="Times New Roman" w:hAnsi="Times New Roman" w:cs="Times New Roman"/>
-          <w:vertAlign w:val="superscript"/>
-          <w:lang w:val="tr-TR"/>
-        </w:rPr>
-        <w:t xml:space="preserve">2+</w:t>
-      </w:r>
-      <w:r>
-        <w:rPr>
-          <w:rFonts w:ascii="Times New Roman" w:hAnsi="Times New Roman" w:cs="Times New Roman"/>
-          <w:lang w:val="tr-TR"/>
-        </w:rPr>
-        <w:t xml:space="preserve">(suda) + 2e</w:t>
-      </w:r>
-      <w:r>
-        <w:rPr>
-          <w:rFonts w:ascii="Times New Roman" w:hAnsi="Times New Roman" w:cs="Times New Roman"/>
-          <w:vertAlign w:val="superscript"/>
-          <w:lang w:val="tr-TR"/>
-        </w:rPr>
-        <w:t xml:space="preserve">−</w:t>
-      </w:r>
-      <w:r>
-        <w:rPr>
-          <w:rFonts w:ascii="Times New Roman" w:hAnsi="Times New Roman" w:cs="Times New Roman"/>
-          <w:lang w:val="tr-TR"/>
-        </w:rPr>
-        <w:t xml:space="preserve"> → Cu(k)          (indirgenme)</w:t>
-      </w:r>
-    </w:p>
-    <w:p>
-      <w:pPr>
-        <w:jc w:val="center"/>
-        <w:rPr>
-          <w:rFonts w:ascii="Times New Roman" w:hAnsi="Times New Roman" w:cs="Times New Roman"/>
-          <w:lang w:val="tr-TR"/>
-        </w:rPr>
-      </w:pPr>
-      <w:r>
-        <w:rPr>
-          <w:rFonts w:ascii="Times New Roman" w:hAnsi="Times New Roman" w:cs="Times New Roman"/>
-          <w:lang w:val="tr-TR"/>
-        </w:rPr>
-        <w:t xml:space="preserve">Net tepkime:   Zn(k) + Cu</w:t>
-      </w:r>
-      <w:r>
-        <w:rPr>
-          <w:rFonts w:ascii="Times New Roman" w:hAnsi="Times New Roman" w:cs="Times New Roman"/>
-          <w:vertAlign w:val="superscript"/>
-          <w:lang w:val="tr-TR"/>
-        </w:rPr>
-        <w:t xml:space="preserve">2+</w:t>
-      </w:r>
-      <w:r>
-        <w:rPr>
-          <w:rFonts w:ascii="Times New Roman" w:hAnsi="Times New Roman" w:cs="Times New Roman"/>
-          <w:lang w:val="tr-TR"/>
-        </w:rPr>
-        <w:t xml:space="preserve">(suda) → Zn</w:t>
-      </w:r>
-      <w:r>
-        <w:rPr>
-          <w:rFonts w:ascii="Times New Roman" w:hAnsi="Times New Roman" w:cs="Times New Roman"/>
-          <w:vertAlign w:val="superscript"/>
-          <w:lang w:val="tr-TR"/>
-        </w:rPr>
-        <w:t xml:space="preserve">2+</w:t>
-      </w:r>
-      <w:r>
-        <w:rPr>
-          <w:rFonts w:ascii="Times New Roman" w:hAnsi="Times New Roman" w:cs="Times New Roman"/>
-          <w:lang w:val="tr-TR"/>
-        </w:rPr>
-        <w:t xml:space="preserve">(suda) + Cu(k)</w:t>
+        <w:t xml:space="preserve">(suda) + 2Ag(k)</w:t>
       </w:r>
     </w:p>
     <w:p xmlns:a="http://schemas.openxmlformats.org/drawingml/2006/main" xmlns:pic="http://schemas.openxmlformats.org/drawingml/2006/picture">
@@ -4783,7 +4804,7 @@
       <w:r>
         <w:drawing>
           <wp:inline distT="0" distB="0" distL="0" distR="0">
-            <wp:extent cx="5040000" cy="2234282"/>
+            <wp:extent cx="5040000" cy="2326153"/>
             <wp:docPr id="900008" name="Grafik 900008" descr="Elektrot yüzeylerinin alt mikro gösterimi"/>
             <wp:cNvGraphicFramePr>
               <a:graphicFrameLocks noChangeAspect="1"/>
@@ -4804,7 +4825,7 @@
                   <pic:spPr>
                     <a:xfrm>
                       <a:off x="0" y="0"/>
-                      <a:ext cx="5040000" cy="2234282"/>
+                      <a:ext cx="5040000" cy="2326153"/>
                     </a:xfrm>
                     <a:prstGeom prst="rect">
                       <a:avLst/>
@@ -4855,29 +4876,29 @@
           <w:rFonts w:ascii="Times New Roman" w:hAnsi="Times New Roman" w:cs="Times New Roman"/>
           <w:lang w:val="tr-TR"/>
         </w:rPr>
-        <w:t xml:space="preserve">Anotta oluşan elektronlar elektrotta birikerek anodu elektron bakımından zengin hâle getirir. Bu nedenle galvanik hücrede anot negatif (−) kutup, katot ise pozitif (+) kutuptur. Elektronlar dış devrede, yani telde ve voltmetrede anottan katoda doğru akar. Voltmetrenin uçları ters bağlandığında okunan değerin eksi işaretli olması da akımın tek bir yönde ilerlediğini gösterir. Elektronlar hiçbir zaman çözeltinin ya da tuz köprüsünün içinden geçmez; çözeltilerde yükü iyonlar taşır.</w:t>
-      </w:r>
-    </w:p>
-    <w:p>
-      <w:pPr>
-        <w:jc w:val="both"/>
-        <w:rPr>
-          <w:rFonts w:ascii="Times New Roman" w:hAnsi="Times New Roman" w:cs="Times New Roman"/>
-          <w:lang w:val="tr-TR"/>
-        </w:rPr>
-      </w:pPr>
-      <w:r>
-        <w:rPr>
-          <w:rFonts w:ascii="Times New Roman" w:hAnsi="Times New Roman" w:cs="Times New Roman"/>
-          <w:lang w:val="tr-TR"/>
-        </w:rPr>
-        <w:t xml:space="preserve">Hücre çalışırken anot kabında pozitif yüklü Zn</w:t>
-      </w:r>
-      <w:r>
-        <w:rPr>
-          <w:rFonts w:ascii="Times New Roman" w:hAnsi="Times New Roman" w:cs="Times New Roman"/>
+        <w:t xml:space="preserve">Anotta oluşan elektronlar elektrotta birikerek anodu elektron bakımından zengin hâle getirir. Bu nedenle galvanik hücrede anot negatif (−) kutup, katot ise pozitif (+) kutuptur. Elektronlar dış devrede, yani telde ve voltmetrede anottan katoda doğru akar. Elektronlar hiçbir zaman çözeltinin ya da tuz köprüsünün içinden geçmez; çözeltilerde yükü iyonlar taşır.</w:t>
+      </w:r>
+    </w:p>
+    <w:p>
+      <w:pPr>
+        <w:jc w:val="both"/>
+        <w:rPr>
+          <w:rFonts w:ascii="Times New Roman" w:hAnsi="Times New Roman" w:cs="Times New Roman"/>
+          <w:lang w:val="tr-TR"/>
+        </w:rPr>
+      </w:pPr>
+      <w:r>
+        <w:rPr>
+          <w:rFonts w:ascii="Times New Roman" w:hAnsi="Times New Roman" w:cs="Times New Roman"/>
+          <w:lang w:val="tr-TR"/>
+        </w:rPr>
+        <w:t xml:space="preserve">Hücre çalışırken anot kabında pozitif yüklü Cu</w:t>
+      </w:r>
+      <w:r>
+        <w:rPr>
+          <w:rFonts w:ascii="Times New Roman" w:hAnsi="Times New Roman" w:cs="Times New Roman"/>
+          <w:lang w:val="tr-TR"/>
           <w:vertAlign w:val="superscript"/>
-          <w:lang w:val="tr-TR"/>
         </w:rPr>
         <w:t xml:space="preserve">2+</w:t>
       </w:r>
@@ -4886,13 +4907,172 @@
           <w:rFonts w:ascii="Times New Roman" w:hAnsi="Times New Roman" w:cs="Times New Roman"/>
           <w:lang w:val="tr-TR"/>
         </w:rPr>
-        <w:t xml:space="preserve"> iyonları oluşur, katot kabında ise pozitif yüklü Cu</w:t>
-      </w:r>
-      <w:r>
-        <w:rPr>
-          <w:rFonts w:ascii="Times New Roman" w:hAnsi="Times New Roman" w:cs="Times New Roman"/>
+        <w:t xml:space="preserve"> iyonları oluşur, katot kabında ise pozitif yüklü Ag</w:t>
+      </w:r>
+      <w:r>
+        <w:rPr>
+          <w:rFonts w:ascii="Times New Roman" w:hAnsi="Times New Roman" w:cs="Times New Roman"/>
+          <w:lang w:val="tr-TR"/>
           <w:vertAlign w:val="superscript"/>
-          <w:lang w:val="tr-TR"/>
+        </w:rPr>
+        <w:t xml:space="preserve">+</w:t>
+      </w:r>
+      <w:r>
+        <w:rPr>
+          <w:rFonts w:ascii="Times New Roman" w:hAnsi="Times New Roman" w:cs="Times New Roman"/>
+          <w:lang w:val="tr-TR"/>
+        </w:rPr>
+        <w:t xml:space="preserve"> iyonları harcanır. Bu durum sürseydi anot kabında pozitif, katot kabında negatif yük fazlalığı oluşur ve elektron akışı kısa sürede dururdu. </w:t>
+      </w:r>
+      <w:r>
+        <w:rPr>
+          <w:b/>
+          <w:rFonts w:ascii="Times New Roman" w:hAnsi="Times New Roman" w:cs="Times New Roman"/>
+          <w:lang w:val="tr-TR"/>
+        </w:rPr>
+        <w:t xml:space="preserve">Tuz köprüsü</w:t>
+      </w:r>
+      <w:r>
+        <w:rPr>
+          <w:rFonts w:ascii="Times New Roman" w:hAnsi="Times New Roman" w:cs="Times New Roman"/>
+          <w:lang w:val="tr-TR"/>
+        </w:rPr>
+        <w:t xml:space="preserve">, içinde tepkimeye katılmayan iyonlar (KNO</w:t>
+      </w:r>
+      <w:r>
+        <w:rPr>
+          <w:rFonts w:ascii="Times New Roman" w:hAnsi="Times New Roman" w:cs="Times New Roman"/>
+          <w:lang w:val="tr-TR"/>
+          <w:vertAlign w:val="subscript"/>
+        </w:rPr>
+        <w:t xml:space="preserve">3</w:t>
+      </w:r>
+      <w:r>
+        <w:rPr>
+          <w:rFonts w:ascii="Times New Roman" w:hAnsi="Times New Roman" w:cs="Times New Roman"/>
+          <w:lang w:val="tr-TR"/>
+        </w:rPr>
+        <w:t xml:space="preserve">, NaNO</w:t>
+      </w:r>
+      <w:r>
+        <w:rPr>
+          <w:rFonts w:ascii="Times New Roman" w:hAnsi="Times New Roman" w:cs="Times New Roman"/>
+          <w:lang w:val="tr-TR"/>
+          <w:vertAlign w:val="subscript"/>
+        </w:rPr>
+        <w:t xml:space="preserve">3</w:t>
+      </w:r>
+      <w:r>
+        <w:rPr>
+          <w:rFonts w:ascii="Times New Roman" w:hAnsi="Times New Roman" w:cs="Times New Roman"/>
+          <w:lang w:val="tr-TR"/>
+        </w:rPr>
+        <w:t xml:space="preserve"> gibi) bulunan bir elektrolitle doldurulmuş U borusu ya da bu tür bir çözeltiyle ıslatılmış gözenekli bir şerittir. Tuz köprüsündeki anyonlar (NO</w:t>
+      </w:r>
+      <w:r>
+        <w:rPr>
+          <w:rFonts w:ascii="Times New Roman" w:hAnsi="Times New Roman" w:cs="Times New Roman"/>
+          <w:lang w:val="tr-TR"/>
+          <w:vertAlign w:val="subscript"/>
+        </w:rPr>
+        <w:t xml:space="preserve">3</w:t>
+      </w:r>
+      <w:r>
+        <w:rPr>
+          <w:rFonts w:ascii="Times New Roman" w:hAnsi="Times New Roman" w:cs="Times New Roman"/>
+          <w:lang w:val="tr-TR"/>
+          <w:vertAlign w:val="superscript"/>
+        </w:rPr>
+        <w:t xml:space="preserve">−</w:t>
+      </w:r>
+      <w:r>
+        <w:rPr>
+          <w:rFonts w:ascii="Times New Roman" w:hAnsi="Times New Roman" w:cs="Times New Roman"/>
+          <w:lang w:val="tr-TR"/>
+        </w:rPr>
+        <w:t xml:space="preserve">) anot kabına, katyonlar (K</w:t>
+      </w:r>
+      <w:r>
+        <w:rPr>
+          <w:rFonts w:ascii="Times New Roman" w:hAnsi="Times New Roman" w:cs="Times New Roman"/>
+          <w:lang w:val="tr-TR"/>
+          <w:vertAlign w:val="superscript"/>
+        </w:rPr>
+        <w:t xml:space="preserve">+</w:t>
+      </w:r>
+      <w:r>
+        <w:rPr>
+          <w:rFonts w:ascii="Times New Roman" w:hAnsi="Times New Roman" w:cs="Times New Roman"/>
+          <w:lang w:val="tr-TR"/>
+        </w:rPr>
+        <w:t xml:space="preserve">) ise katot kabına göç ederek iki çözeltinin de elektriksel olarak nötr kalmasını sağlar ve devreyi tamamlar. Bu nedenle tuz köprüsü olmadan devre tamamlanmaz ve dış devreden akım geçmez. Tuz köprüsü aynı zamanda iki çözeltinin birbirine karışmasını engeller. Ag</w:t>
+      </w:r>
+      <w:r>
+        <w:rPr>
+          <w:rFonts w:ascii="Times New Roman" w:hAnsi="Times New Roman" w:cs="Times New Roman"/>
+          <w:lang w:val="tr-TR"/>
+          <w:vertAlign w:val="superscript"/>
+        </w:rPr>
+        <w:t xml:space="preserve">+</w:t>
+      </w:r>
+      <w:r>
+        <w:rPr>
+          <w:rFonts w:ascii="Times New Roman" w:hAnsi="Times New Roman" w:cs="Times New Roman"/>
+          <w:lang w:val="tr-TR"/>
+        </w:rPr>
+        <w:t xml:space="preserve"> iyonları bakır elektrotla temas etseydi elektronlar yine doğrudan aktarılır ve enerji elektrik yerine ısı olarak açığa çıkardı. Tuz köprüsündeki iyonların hücredeki iyonlarla çökelek oluşturmaması da gerekir; örneğin bu hücrede KCl kullanılmaz, çünkü Cl</w:t>
+      </w:r>
+      <w:r>
+        <w:rPr>
+          <w:rFonts w:ascii="Times New Roman" w:hAnsi="Times New Roman" w:cs="Times New Roman"/>
+          <w:lang w:val="tr-TR"/>
+          <w:vertAlign w:val="superscript"/>
+        </w:rPr>
+        <w:t xml:space="preserve">−</w:t>
+      </w:r>
+      <w:r>
+        <w:rPr>
+          <w:rFonts w:ascii="Times New Roman" w:hAnsi="Times New Roman" w:cs="Times New Roman"/>
+          <w:lang w:val="tr-TR"/>
+        </w:rPr>
+        <w:t xml:space="preserve"> iyonları Ag</w:t>
+      </w:r>
+      <w:r>
+        <w:rPr>
+          <w:rFonts w:ascii="Times New Roman" w:hAnsi="Times New Roman" w:cs="Times New Roman"/>
+          <w:lang w:val="tr-TR"/>
+          <w:vertAlign w:val="superscript"/>
+        </w:rPr>
+        <w:t xml:space="preserve">+</w:t>
+      </w:r>
+      <w:r>
+        <w:rPr>
+          <w:rFonts w:ascii="Times New Roman" w:hAnsi="Times New Roman" w:cs="Times New Roman"/>
+          <w:lang w:val="tr-TR"/>
+        </w:rPr>
+        <w:t xml:space="preserve"> iyonlarıyla suda az çözünen AgCl oluşturur.</w:t>
+      </w:r>
+    </w:p>
+    <w:p>
+      <w:pPr>
+        <w:jc w:val="both"/>
+        <w:rPr>
+          <w:rFonts w:ascii="Times New Roman" w:hAnsi="Times New Roman" w:cs="Times New Roman"/>
+          <w:lang w:val="tr-TR"/>
+        </w:rPr>
+      </w:pPr>
+      <w:r>
+        <w:rPr>
+          <w:rFonts w:ascii="Times New Roman" w:hAnsi="Times New Roman" w:cs="Times New Roman"/>
+          <w:lang w:val="tr-TR"/>
+        </w:rPr>
+        <w:t xml:space="preserve">Hücre çalıştıkça anot kabındaki Cu</w:t>
+      </w:r>
+      <w:r>
+        <w:rPr>
+          <w:rFonts w:ascii="Times New Roman" w:hAnsi="Times New Roman" w:cs="Times New Roman"/>
+          <w:lang w:val="tr-TR"/>
+          <w:vertAlign w:val="superscript"/>
         </w:rPr>
         <w:t xml:space="preserve">2+</w:t>
       </w:r>
@@ -4901,7 +5081,38 @@
           <w:rFonts w:ascii="Times New Roman" w:hAnsi="Times New Roman" w:cs="Times New Roman"/>
           <w:lang w:val="tr-TR"/>
         </w:rPr>
-        <w:t xml:space="preserve"> iyonları harcanır. Bu durum sürseydi anot kabında pozitif, katot kabında negatif yük fazlalığı oluşur ve elektron akışı kısa sürede dururdu. Atölyede tuz köprüsü çıkarıldığında voltmetrenin sıfırı göstermesi bu durumu kanıtlar. </w:t>
+        <w:t xml:space="preserve"> derişimi artar, katot kabındaki Ag</w:t>
+      </w:r>
+      <w:r>
+        <w:rPr>
+          <w:rFonts w:ascii="Times New Roman" w:hAnsi="Times New Roman" w:cs="Times New Roman"/>
+          <w:lang w:val="tr-TR"/>
+          <w:vertAlign w:val="superscript"/>
+        </w:rPr>
+        <w:t xml:space="preserve">+</w:t>
+      </w:r>
+      <w:r>
+        <w:rPr>
+          <w:rFonts w:ascii="Times New Roman" w:hAnsi="Times New Roman" w:cs="Times New Roman"/>
+          <w:lang w:val="tr-TR"/>
+        </w:rPr>
+        <w:t xml:space="preserve"> derişimi azalır. Anot kabındaki çözeltinin mavi renginin giderek koyulaşması bu değişimin makro düzeydeki kanıtıdır. Derişimlerdeki bu değişimin hücrenin gerilimine etkisini ilerleyen konularda inceleyeceksiniz.</w:t>
+      </w:r>
+    </w:p>
+    <w:p>
+      <w:pPr>
+        <w:jc w:val="both"/>
+        <w:rPr>
+          <w:rFonts w:ascii="Times New Roman" w:hAnsi="Times New Roman" w:cs="Times New Roman"/>
+          <w:lang w:val="tr-TR"/>
+        </w:rPr>
+      </w:pPr>
+      <w:r>
+        <w:rPr>
+          <w:rFonts w:ascii="Times New Roman" w:hAnsi="Times New Roman" w:cs="Times New Roman"/>
+          <w:lang w:val="tr-TR"/>
+        </w:rPr>
+        <w:t xml:space="preserve">Galvanik hücreler kısaca </w:t>
       </w:r>
       <w:r>
         <w:rPr>
@@ -4910,14 +5121,91 @@
           <w:bCs/>
           <w:lang w:val="tr-TR"/>
         </w:rPr>
-        <w:t xml:space="preserve">Tuz köprüsü</w:t>
-      </w:r>
-      <w:r>
-        <w:rPr>
-          <w:rFonts w:ascii="Times New Roman" w:hAnsi="Times New Roman" w:cs="Times New Roman"/>
-          <w:lang w:val="tr-TR"/>
-        </w:rPr>
-        <w:t xml:space="preserve">, içinde tepkimeye katılmayan iyonlar (KNO</w:t>
+        <w:t xml:space="preserve">hücre şeması</w:t>
+      </w:r>
+      <w:r>
+        <w:rPr>
+          <w:rFonts w:ascii="Times New Roman" w:hAnsi="Times New Roman" w:cs="Times New Roman"/>
+          <w:lang w:val="tr-TR"/>
+        </w:rPr>
+        <w:t xml:space="preserve"> ile gösterilir. Hücre şemasında anot sola, katot sağa yazılır. Tek dikey çizgi (|) elektrot ile çözelti arasındaki faz sınırını, çift dikey çizgi (||) ise tuz köprüsünü gösterir. Bakır-gümüş hücresinin şeması aşağıdaki gibidir:</w:t>
+      </w:r>
+    </w:p>
+    <w:p>
+      <w:pPr>
+        <w:jc w:val="center"/>
+        <w:rPr>
+          <w:rFonts w:ascii="Times New Roman" w:hAnsi="Times New Roman" w:cs="Times New Roman"/>
+          <w:lang w:val="tr-TR"/>
+        </w:rPr>
+      </w:pPr>
+      <w:r>
+        <w:rPr>
+          <w:rFonts w:ascii="Times New Roman" w:hAnsi="Times New Roman" w:cs="Times New Roman"/>
+          <w:lang w:val="tr-TR"/>
+        </w:rPr>
+        <w:t xml:space="preserve">Cu(k) | Cu</w:t>
+      </w:r>
+      <w:r>
+        <w:rPr>
+          <w:rFonts w:ascii="Times New Roman" w:hAnsi="Times New Roman" w:cs="Times New Roman"/>
+          <w:lang w:val="tr-TR"/>
+          <w:vertAlign w:val="superscript"/>
+        </w:rPr>
+        <w:t xml:space="preserve">2+</w:t>
+      </w:r>
+      <w:r>
+        <w:rPr>
+          <w:rFonts w:ascii="Times New Roman" w:hAnsi="Times New Roman" w:cs="Times New Roman"/>
+          <w:lang w:val="tr-TR"/>
+        </w:rPr>
+        <w:t xml:space="preserve">(suda, 1 M) || Ag</w:t>
+      </w:r>
+      <w:r>
+        <w:rPr>
+          <w:rFonts w:ascii="Times New Roman" w:hAnsi="Times New Roman" w:cs="Times New Roman"/>
+          <w:lang w:val="tr-TR"/>
+          <w:vertAlign w:val="superscript"/>
+        </w:rPr>
+        <w:t xml:space="preserve">+</w:t>
+      </w:r>
+      <w:r>
+        <w:rPr>
+          <w:rFonts w:ascii="Times New Roman" w:hAnsi="Times New Roman" w:cs="Times New Roman"/>
+          <w:lang w:val="tr-TR"/>
+        </w:rPr>
+        <w:t xml:space="preserve">(suda, 1 M) | Ag(k)</w:t>
+      </w:r>
+    </w:p>
+    <w:p>
+      <w:pPr>
+        <w:jc w:val="both"/>
+        <w:rPr>
+          <w:rFonts w:ascii="Times New Roman" w:hAnsi="Times New Roman" w:cs="Times New Roman"/>
+          <w:lang w:val="tr-TR"/>
+        </w:rPr>
+      </w:pPr>
+      <w:r>
+        <w:rPr>
+          <w:rFonts w:ascii="Times New Roman" w:hAnsi="Times New Roman" w:cs="Times New Roman"/>
+          <w:lang w:val="tr-TR"/>
+        </w:rPr>
+        <w:t xml:space="preserve">Bazı yarı tepkimelerde elektrot olarak kullanılabilecek katı bir metal bulunmaz. Örneğin H</w:t>
+      </w:r>
+      <w:r>
+        <w:rPr>
+          <w:rFonts w:ascii="Times New Roman" w:hAnsi="Times New Roman" w:cs="Times New Roman"/>
+          <w:vertAlign w:val="superscript"/>
+          <w:lang w:val="tr-TR"/>
+        </w:rPr>
+        <w:t xml:space="preserve">+</w:t>
+      </w:r>
+      <w:r>
+        <w:rPr>
+          <w:rFonts w:ascii="Times New Roman" w:hAnsi="Times New Roman" w:cs="Times New Roman"/>
+          <w:lang w:val="tr-TR"/>
+        </w:rPr>
+        <w:t xml:space="preserve"> iyonlarının H</w:t>
       </w:r>
       <w:r>
         <w:rPr>
@@ -4925,37 +5213,14 @@
           <w:vertAlign w:val="subscript"/>
           <w:lang w:val="tr-TR"/>
         </w:rPr>
-        <w:t xml:space="preserve">3</w:t>
-      </w:r>
-      <w:r>
-        <w:rPr>
-          <w:rFonts w:ascii="Times New Roman" w:hAnsi="Times New Roman" w:cs="Times New Roman"/>
-          <w:lang w:val="tr-TR"/>
-        </w:rPr>
-        <w:t xml:space="preserve">, KCl, NaNO</w:t>
-      </w:r>
-      <w:r>
-        <w:rPr>
-          <w:rFonts w:ascii="Times New Roman" w:hAnsi="Times New Roman" w:cs="Times New Roman"/>
-          <w:vertAlign w:val="subscript"/>
-          <w:lang w:val="tr-TR"/>
-        </w:rPr>
-        <w:t xml:space="preserve">3</w:t>
-      </w:r>
-      <w:r>
-        <w:rPr>
-          <w:rFonts w:ascii="Times New Roman" w:hAnsi="Times New Roman" w:cs="Times New Roman"/>
-          <w:lang w:val="tr-TR"/>
-        </w:rPr>
-        <w:t xml:space="preserve"> gibi) bulunan bir elektrolitle doldurulmuş U borusu ya da bu tür bir çözeltiyle ıslatılmış gözenekli bir şerittir. Tuz köprüsündeki anyonlar (NO</w:t>
-      </w:r>
-      <w:r>
-        <w:rPr>
-          <w:rFonts w:ascii="Times New Roman" w:hAnsi="Times New Roman" w:cs="Times New Roman"/>
-          <w:vertAlign w:val="subscript"/>
-          <w:lang w:val="tr-TR"/>
-        </w:rPr>
-        <w:t xml:space="preserve">3</w:t>
+        <w:t xml:space="preserve">2</w:t>
+      </w:r>
+      <w:r>
+        <w:rPr>
+          <w:rFonts w:ascii="Times New Roman" w:hAnsi="Times New Roman" w:cs="Times New Roman"/>
+          <w:lang w:val="tr-TR"/>
+        </w:rPr>
+        <w:t xml:space="preserve"> gazına indirgendiği ya da Fe</w:t>
       </w:r>
       <w:r>
         <w:rPr>
@@ -4963,14 +5228,14 @@
           <w:vertAlign w:val="superscript"/>
           <w:lang w:val="tr-TR"/>
         </w:rPr>
-        <w:t xml:space="preserve">−</w:t>
-      </w:r>
-      <w:r>
-        <w:rPr>
-          <w:rFonts w:ascii="Times New Roman" w:hAnsi="Times New Roman" w:cs="Times New Roman"/>
-          <w:lang w:val="tr-TR"/>
-        </w:rPr>
-        <w:t xml:space="preserve">) anot kabına, katyonlar (K</w:t>
+        <w:t xml:space="preserve">3+</w:t>
+      </w:r>
+      <w:r>
+        <w:rPr>
+          <w:rFonts w:ascii="Times New Roman" w:hAnsi="Times New Roman" w:cs="Times New Roman"/>
+          <w:lang w:val="tr-TR"/>
+        </w:rPr>
+        <w:t xml:space="preserve"> iyonlarının Fe</w:t>
       </w:r>
       <w:r>
         <w:rPr>
@@ -4978,21 +5243,6 @@
           <w:vertAlign w:val="superscript"/>
           <w:lang w:val="tr-TR"/>
         </w:rPr>
-        <w:t xml:space="preserve">+</w:t>
-      </w:r>
-      <w:r>
-        <w:rPr>
-          <w:rFonts w:ascii="Times New Roman" w:hAnsi="Times New Roman" w:cs="Times New Roman"/>
-          <w:lang w:val="tr-TR"/>
-        </w:rPr>
-        <w:t xml:space="preserve">) ise katot kabına göç ederek iki çözeltinin de elektriksel olarak nötr kalmasını sağlar ve devreyi tamamlar. Tuz köprüsü aynı zamanda iki çözeltinin birbirine karışmasını engeller. Cu</w:t>
-      </w:r>
-      <w:r>
-        <w:rPr>
-          <w:rFonts w:ascii="Times New Roman" w:hAnsi="Times New Roman" w:cs="Times New Roman"/>
-          <w:vertAlign w:val="superscript"/>
-          <w:lang w:val="tr-TR"/>
-        </w:rPr>
         <w:t xml:space="preserve">2+</w:t>
       </w:r>
       <w:r>
@@ -5000,69 +5250,7 @@
           <w:rFonts w:ascii="Times New Roman" w:hAnsi="Times New Roman" w:cs="Times New Roman"/>
           <w:lang w:val="tr-TR"/>
         </w:rPr>
-        <w:t xml:space="preserve"> iyonları çinko elektrotla temas etseydi elektronlar yine doğrudan aktarılır ve enerji elektrik yerine ısı olarak açığa çıkardı.</w:t>
-      </w:r>
-    </w:p>
-    <w:p>
-      <w:pPr>
-        <w:jc w:val="both"/>
-        <w:rPr>
-          <w:rFonts w:ascii="Times New Roman" w:hAnsi="Times New Roman" w:cs="Times New Roman"/>
-          <w:lang w:val="tr-TR"/>
-        </w:rPr>
-      </w:pPr>
-      <w:r>
-        <w:rPr>
-          <w:rFonts w:ascii="Times New Roman" w:hAnsi="Times New Roman" w:cs="Times New Roman"/>
-          <w:lang w:val="tr-TR"/>
-        </w:rPr>
-        <w:t xml:space="preserve">Hücre çalıştıkça anot kabındaki Zn</w:t>
-      </w:r>
-      <w:r>
-        <w:rPr>
-          <w:rFonts w:ascii="Times New Roman" w:hAnsi="Times New Roman" w:cs="Times New Roman"/>
-          <w:vertAlign w:val="superscript"/>
-          <w:lang w:val="tr-TR"/>
-        </w:rPr>
-        <w:t xml:space="preserve">2+</w:t>
-      </w:r>
-      <w:r>
-        <w:rPr>
-          <w:rFonts w:ascii="Times New Roman" w:hAnsi="Times New Roman" w:cs="Times New Roman"/>
-          <w:lang w:val="tr-TR"/>
-        </w:rPr>
-        <w:t xml:space="preserve"> derişimi artar, katot kabındaki Cu</w:t>
-      </w:r>
-      <w:r>
-        <w:rPr>
-          <w:rFonts w:ascii="Times New Roman" w:hAnsi="Times New Roman" w:cs="Times New Roman"/>
-          <w:vertAlign w:val="superscript"/>
-          <w:lang w:val="tr-TR"/>
-        </w:rPr>
-        <w:t xml:space="preserve">2+</w:t>
-      </w:r>
-      <w:r>
-        <w:rPr>
-          <w:rFonts w:ascii="Times New Roman" w:hAnsi="Times New Roman" w:cs="Times New Roman"/>
-          <w:lang w:val="tr-TR"/>
-        </w:rPr>
-        <w:t xml:space="preserve"> derişimi azalır. Atölyede bakır(II) sülfat çözeltisinin renginin zamanla açılması bu değişimin makro düzeydeki kanıtıdır. Derişimlerdeki bu değişimin hücrenin gerilimine etkisini ilerleyen konularda inceleyeceksiniz.</w:t>
-      </w:r>
-    </w:p>
-    <w:p>
-      <w:pPr>
-        <w:jc w:val="both"/>
-        <w:rPr>
-          <w:rFonts w:ascii="Times New Roman" w:hAnsi="Times New Roman" w:cs="Times New Roman"/>
-          <w:lang w:val="tr-TR"/>
-        </w:rPr>
-      </w:pPr>
-      <w:r>
-        <w:rPr>
-          <w:rFonts w:ascii="Times New Roman" w:hAnsi="Times New Roman" w:cs="Times New Roman"/>
-          <w:lang w:val="tr-TR"/>
-        </w:rPr>
-        <w:t xml:space="preserve">Galvanik hücreler kısaca </w:t>
+        <w:t xml:space="preserve"> iyonlarına dönüştüğü yarı hücrelerde tepkimeye katılmayan platin ya da grafit gibi </w:t>
       </w:r>
       <w:r>
         <w:rPr>
@@ -5071,136 +5259,30 @@
           <w:bCs/>
           <w:lang w:val="tr-TR"/>
         </w:rPr>
-        <w:t xml:space="preserve">hücre şeması</w:t>
-      </w:r>
-      <w:r>
-        <w:rPr>
-          <w:rFonts w:ascii="Times New Roman" w:hAnsi="Times New Roman" w:cs="Times New Roman"/>
-          <w:lang w:val="tr-TR"/>
-        </w:rPr>
-        <w:t xml:space="preserve"> ile gösterilir. Hücre şemasında anot sola, katot sağa yazılır. Tek dikey çizgi (|) elektrot ile çözelti arasındaki faz sınırını, çift dikey çizgi (||) ise tuz köprüsünü gösterir. Çinko-bakır hücresinin şeması aşağıdaki gibidir:</w:t>
-      </w:r>
-    </w:p>
-    <w:p>
-      <w:pPr>
-        <w:jc w:val="center"/>
-        <w:rPr>
-          <w:rFonts w:ascii="Times New Roman" w:hAnsi="Times New Roman" w:cs="Times New Roman"/>
-          <w:lang w:val="tr-TR"/>
-        </w:rPr>
-      </w:pPr>
-      <w:r>
-        <w:rPr>
-          <w:rFonts w:ascii="Times New Roman" w:hAnsi="Times New Roman" w:cs="Times New Roman"/>
-          <w:lang w:val="tr-TR"/>
-        </w:rPr>
-        <w:t xml:space="preserve">Zn(k) | Zn</w:t>
-      </w:r>
-      <w:r>
-        <w:rPr>
-          <w:rFonts w:ascii="Times New Roman" w:hAnsi="Times New Roman" w:cs="Times New Roman"/>
-          <w:vertAlign w:val="superscript"/>
-          <w:lang w:val="tr-TR"/>
-        </w:rPr>
-        <w:t xml:space="preserve">2+</w:t>
-      </w:r>
-      <w:r>
-        <w:rPr>
-          <w:rFonts w:ascii="Times New Roman" w:hAnsi="Times New Roman" w:cs="Times New Roman"/>
-          <w:lang w:val="tr-TR"/>
-        </w:rPr>
-        <w:t xml:space="preserve">(suda, 1 M) || Cu</w:t>
-      </w:r>
-      <w:r>
-        <w:rPr>
-          <w:rFonts w:ascii="Times New Roman" w:hAnsi="Times New Roman" w:cs="Times New Roman"/>
-          <w:vertAlign w:val="superscript"/>
-          <w:lang w:val="tr-TR"/>
-        </w:rPr>
-        <w:t xml:space="preserve">2+</w:t>
-      </w:r>
-      <w:r>
-        <w:rPr>
-          <w:rFonts w:ascii="Times New Roman" w:hAnsi="Times New Roman" w:cs="Times New Roman"/>
-          <w:lang w:val="tr-TR"/>
-        </w:rPr>
-        <w:t xml:space="preserve">(suda, 1 M) | Cu(k)</w:t>
-      </w:r>
-    </w:p>
-    <w:p>
-      <w:pPr>
-        <w:jc w:val="both"/>
-        <w:rPr>
-          <w:rFonts w:ascii="Times New Roman" w:hAnsi="Times New Roman" w:cs="Times New Roman"/>
-          <w:lang w:val="tr-TR"/>
-        </w:rPr>
-      </w:pPr>
-      <w:r>
-        <w:rPr>
-          <w:rFonts w:ascii="Times New Roman" w:hAnsi="Times New Roman" w:cs="Times New Roman"/>
-          <w:lang w:val="tr-TR"/>
-        </w:rPr>
-        <w:t xml:space="preserve">Bazı yarı tepkimelerde elektrot olarak kullanılabilecek katı bir metal bulunmaz. Örneğin H</w:t>
-      </w:r>
-      <w:r>
-        <w:rPr>
-          <w:rFonts w:ascii="Times New Roman" w:hAnsi="Times New Roman" w:cs="Times New Roman"/>
-          <w:vertAlign w:val="superscript"/>
-          <w:lang w:val="tr-TR"/>
-        </w:rPr>
-        <w:t xml:space="preserve">+</w:t>
-      </w:r>
-      <w:r>
-        <w:rPr>
-          <w:rFonts w:ascii="Times New Roman" w:hAnsi="Times New Roman" w:cs="Times New Roman"/>
-          <w:lang w:val="tr-TR"/>
-        </w:rPr>
-        <w:t xml:space="preserve"> iyonlarının H</w:t>
-      </w:r>
-      <w:r>
-        <w:rPr>
-          <w:rFonts w:ascii="Times New Roman" w:hAnsi="Times New Roman" w:cs="Times New Roman"/>
-          <w:vertAlign w:val="subscript"/>
-          <w:lang w:val="tr-TR"/>
-        </w:rPr>
-        <w:t xml:space="preserve">2</w:t>
-      </w:r>
-      <w:r>
-        <w:rPr>
-          <w:rFonts w:ascii="Times New Roman" w:hAnsi="Times New Roman" w:cs="Times New Roman"/>
-          <w:lang w:val="tr-TR"/>
-        </w:rPr>
-        <w:t xml:space="preserve"> gazına indirgendiği ya da Fe</w:t>
-      </w:r>
-      <w:r>
-        <w:rPr>
-          <w:rFonts w:ascii="Times New Roman" w:hAnsi="Times New Roman" w:cs="Times New Roman"/>
-          <w:vertAlign w:val="superscript"/>
-          <w:lang w:val="tr-TR"/>
-        </w:rPr>
-        <w:t xml:space="preserve">3+</w:t>
-      </w:r>
-      <w:r>
-        <w:rPr>
-          <w:rFonts w:ascii="Times New Roman" w:hAnsi="Times New Roman" w:cs="Times New Roman"/>
-          <w:lang w:val="tr-TR"/>
-        </w:rPr>
-        <w:t xml:space="preserve"> iyonlarının Fe</w:t>
-      </w:r>
-      <w:r>
-        <w:rPr>
-          <w:rFonts w:ascii="Times New Roman" w:hAnsi="Times New Roman" w:cs="Times New Roman"/>
-          <w:vertAlign w:val="superscript"/>
-          <w:lang w:val="tr-TR"/>
-        </w:rPr>
-        <w:t xml:space="preserve">2+</w:t>
-      </w:r>
-      <w:r>
-        <w:rPr>
-          <w:rFonts w:ascii="Times New Roman" w:hAnsi="Times New Roman" w:cs="Times New Roman"/>
-          <w:lang w:val="tr-TR"/>
-        </w:rPr>
-        <w:t xml:space="preserve"> iyonlarına dönüştüğü yarı hücrelerde tepkimeye katılmayan platin ya da grafit gibi </w:t>
+        <w:t xml:space="preserve">inert (etkisiz) elektrotlar</w:t>
+      </w:r>
+      <w:r>
+        <w:rPr>
+          <w:rFonts w:ascii="Times New Roman" w:hAnsi="Times New Roman" w:cs="Times New Roman"/>
+          <w:lang w:val="tr-TR"/>
+        </w:rPr>
+        <w:t xml:space="preserve"> kullanılır. Bu elektrotlar yalnızca elektronların aktarıldığı yüzeyi sağlar.</w:t>
+      </w:r>
+    </w:p>
+    <w:p>
+      <w:pPr>
+        <w:jc w:val="both"/>
+        <w:rPr>
+          <w:rFonts w:ascii="Times New Roman" w:hAnsi="Times New Roman" w:cs="Times New Roman"/>
+          <w:lang w:val="tr-TR"/>
+        </w:rPr>
+      </w:pPr>
+      <w:r>
+        <w:rPr>
+          <w:rFonts w:ascii="Times New Roman" w:hAnsi="Times New Roman" w:cs="Times New Roman"/>
+          <w:lang w:val="tr-TR"/>
+        </w:rPr>
+        <w:t xml:space="preserve">Günlük hayatta kullanılan </w:t>
       </w:r>
       <w:r>
         <w:rPr>
@@ -5209,38 +5291,6 @@
           <w:bCs/>
           <w:lang w:val="tr-TR"/>
         </w:rPr>
-        <w:t xml:space="preserve">inert (etkisiz) elektrotlar</w:t>
-      </w:r>
-      <w:r>
-        <w:rPr>
-          <w:rFonts w:ascii="Times New Roman" w:hAnsi="Times New Roman" w:cs="Times New Roman"/>
-          <w:lang w:val="tr-TR"/>
-        </w:rPr>
-        <w:t xml:space="preserve"> kullanılır. Bu elektrotlar yalnızca elektronların aktarıldığı yüzeyi sağlar.</w:t>
-      </w:r>
-    </w:p>
-    <w:p>
-      <w:pPr>
-        <w:jc w:val="both"/>
-        <w:rPr>
-          <w:rFonts w:ascii="Times New Roman" w:hAnsi="Times New Roman" w:cs="Times New Roman"/>
-          <w:lang w:val="tr-TR"/>
-        </w:rPr>
-      </w:pPr>
-      <w:r>
-        <w:rPr>
-          <w:rFonts w:ascii="Times New Roman" w:hAnsi="Times New Roman" w:cs="Times New Roman"/>
-          <w:lang w:val="tr-TR"/>
-        </w:rPr>
-        <w:t xml:space="preserve">Günlük hayatta kullanılan </w:t>
-      </w:r>
-      <w:r>
-        <w:rPr>
-          <w:rFonts w:ascii="Times New Roman" w:hAnsi="Times New Roman" w:cs="Times New Roman"/>
-          <w:b/>
-          <w:bCs/>
-          <w:lang w:val="tr-TR"/>
-        </w:rPr>
         <w:t xml:space="preserve">piller</w:t>
       </w:r>
       <w:r>
@@ -5248,7 +5298,7 @@
           <w:rFonts w:ascii="Times New Roman" w:hAnsi="Times New Roman" w:cs="Times New Roman"/>
           <w:lang w:val="tr-TR"/>
         </w:rPr>
-        <w:t xml:space="preserve">, bir ya da birden fazla galvanik hücreden oluşur. Atölyede iki hücre seri bağlandığında LED’in ışık vermesi, hücrelerin seri bağlanmasıyla daha yüksek gerilim elde edilebileceğini gösterir. Otomobil aküleri de seri bağlanmış altı galvanik hücreden oluşur.</w:t>
+        <w:t xml:space="preserve">, bir ya da birden fazla galvanik hücreden oluşur. Tek bir galvanik hücrenin gerilimi çoğu zaman bir cihazı çalıştırmaya yetmez. Hücreler seri bağlandığında gerilimleri toplanır ve daha yüksek gerilim elde edilir. Otomobil aküleri de seri bağlanmış altı galvanik hücreden oluşur.</w:t>
       </w:r>
     </w:p>
     <w:p>
@@ -6383,7 +6433,7 @@
           <w:rFonts w:ascii="Times New Roman" w:hAnsi="Times New Roman" w:cs="Times New Roman"/>
           <w:lang w:val="tr-TR"/>
         </w:rPr>
-        <w:t xml:space="preserve">Bir öğrenci bakır-gümüş galvanik hücresiyle yaptığı deneyde aşağıdaki önermeleri yazmıştır. Önermeleri gözleme dayalı olan ve olmayan önermeler olarak sınıflandırarak gerekçelerini yazınız.</w:t>
+        <w:t xml:space="preserve">Bir öğrenci nikel-bakır galvanik hücresiyle yaptığı deneyde aşağıdaki önermeleri yazmıştır. Önermeleri gözleme dayalı olan ve olmayan önermeler olarak sınıflandırarak gerekçelerini yazınız.</w:t>
       </w:r>
       <w:r>
         <w:rPr>
@@ -6397,7 +6447,7 @@
           <w:rFonts w:ascii="Times New Roman" w:hAnsi="Times New Roman" w:cs="Times New Roman"/>
           <w:lang w:val="tr-TR"/>
         </w:rPr>
-        <w:t xml:space="preserve"> a) Voltmetre 0,46 V değerini gösterdi.</w:t>
+        <w:t xml:space="preserve"> a) Voltmetre 0,59 V değerini gösterdi.</w:t>
       </w:r>
       <w:r>
         <w:rPr>
@@ -6411,7 +6461,7 @@
           <w:rFonts w:ascii="Times New Roman" w:hAnsi="Times New Roman" w:cs="Times New Roman"/>
           <w:lang w:val="tr-TR"/>
         </w:rPr>
-        <w:t xml:space="preserve"> b) Bakır atomları verdiği elektronları dış devre üzerinden Ag</w:t>
+        <w:t xml:space="preserve"> b) Nikel atomları verdiği elektronları dış devre üzerinden Cu</w:t>
       </w:r>
       <w:r>
         <w:rPr>
@@ -6419,7 +6469,7 @@
           <w:vertAlign w:val="superscript"/>
           <w:lang w:val="tr-TR"/>
         </w:rPr>
-        <w:t xml:space="preserve">+</w:t>
+        <w:t xml:space="preserve">2+</w:t>
       </w:r>
       <w:r>
         <w:rPr>
@@ -6440,7 +6490,7 @@
           <w:rFonts w:ascii="Times New Roman" w:hAnsi="Times New Roman" w:cs="Times New Roman"/>
           <w:lang w:val="tr-TR"/>
         </w:rPr>
-        <w:t xml:space="preserve"> c) Gümüş elektrodun yüzeyinde parlak gri kristaller oluştu.</w:t>
+        <w:t xml:space="preserve"> c) Bakır elektrodun yüzeyinde kırmızımsı kahverengi bir katı birikti.</w:t>
       </w:r>
       <w:r>
         <w:rPr>
@@ -6477,7 +6527,7 @@
           <w:rFonts w:ascii="Times New Roman" w:hAnsi="Times New Roman" w:cs="Times New Roman"/>
           <w:lang w:val="tr-TR"/>
         </w:rPr>
-        <w:t xml:space="preserve"> iyonları bakır yarı hücresine doğru göç etti.</w:t>
+        <w:t xml:space="preserve"> iyonları nikel yarı hücresine doğru göç etti.</w:t>
       </w:r>
     </w:p>
     <w:p>
@@ -7205,7 +7255,7 @@
           <w:highlight w:val="yellow"/>
           <w:lang w:val="tr-TR"/>
         </w:rPr>
-        <w:t xml:space="preserve">Analiz ve Keşif Atölyesi 1.3.’teki gözlem tablolarında yer alan sıcaklık, kütle ve gerilim değerleri tarafımızca hesaplanmış öğretim amaçlı verilerdir (kütle değişimleri 0,0100 mol elektron aktarımına karşılık gelir).</w:t>
+        <w:t xml:space="preserve">Analiz ve Keşif Atölyesi 1.3.’teki gözlem tablolarında yer alan sıcaklık, kütle ve gerilim değerleri tarafımızca hesaplanmış öğretim amaçlı verilerdir (kütle değişimleri 0,0100 mol elektron aktarımına karşılık gelir). Bilgi metnindeki bakır-gümüş hücresine ait kütle değişimleri de aynı miktarda elektron aktarımına göre hesaplanmıştır.</w:t>
       </w:r>
     </w:p>
     <w:sectPr>

--- a/Kim12-1-3-Galvanik-Hucreler.docx
+++ b/Kim12-1-3-Galvanik-Hucreler.docx
@@ -768,7 +768,7 @@
                 <w:rFonts w:ascii="Times New Roman" w:hAnsi="Times New Roman" w:cs="Times New Roman"/>
                 <w:lang w:val="tr-TR"/>
               </w:rPr>
-              <w:t xml:space="preserve">Shutter ID: ……………</w:t>
+              <w:t xml:space="preserve">Shutter ID: 1822298069 (Volta pilinin üç boyutlu görselleştirmesi). Alternatif fotoğraf: 2300220403 (bakır para ve alüminyum folyodan yapılmış basit pil).</w:t>
             </w:r>
           </w:p>
         </w:tc>

--- a/Kim12-1-3-Galvanik-Hucreler.docx
+++ b/Kim12-1-3-Galvanik-Hucreler.docx
@@ -887,7 +887,7 @@
           <w:highlight w:val="yellow"/>
           <w:lang w:val="tr-TR"/>
         </w:rPr>
-        <w:t xml:space="preserve">Güvenlik uyarıları Kimya9/10 kitabından alınsın; önlük, koruyucu gözlük ve eldiven kullanımı, bakır(II) sülfatın tahriş edici ve sucul canlılar için zararlı olduğu, çözelti atıklarının lavaboya dökülmeyip öğretmenin gösterdiği atık kabında toplanması uyarıları eklensin.</w:t>
+        <w:t xml:space="preserve">Etkinlik başlığının yanına Kimya10 kitabındaki “Temel Uyarı ve Güvenlik İşaretleri” sayfasından şu işaretler konulsun: GÖZLÜK KULLAN, ELDİVEN GİY, KORUYUCU ELBİSE GİY, TAHRİŞ EDİCİ MADDE, ÇEVREYE ZARARLI (EKOTOKSİK) MADDE, KIRILABİLİR CAM UYARISI. Ek uyarılar: Bakır(II) sülfat tahriş edicidir ve sucul canlılar için zararlıdır; çözelti atıkları lavaboya dökülmemeli, öğretmenin gösterdiği atık kabında toplanmalıdır.</w:t>
       </w:r>
     </w:p>
     <w:p>

--- a/Kim12-1-3-Galvanik-Hucreler.docx
+++ b/Kim12-1-3-Galvanik-Hucreler.docx
@@ -684,7 +684,7 @@
           <w:rFonts w:ascii="Times New Roman" w:hAnsi="Times New Roman" w:cs="Times New Roman"/>
           <w:lang w:val="tr-TR"/>
         </w:rPr>
-        <w:t xml:space="preserve">1780’li yıllarda İtalyan hekim Luigi Galvani, kurbağa bacaklarıyla çalışırken ilginç bir durum fark etti: Bacağın siniri ve kası iki farklı metalden yapılmış bir yayla birbirine dokundurulduğunda kas seğiriyordu. Galvani bu olayı canlı dokunun ürettiği “hayvansal elektrik” ile açıkladı. Fizikçi Alessandro Volta ise elektriğin kaynağının kurbağa değil iki farklı metal olduğunu düşündü. 1800 yılında çinko ve bakır diskleri, tuzlu suya batırılmış karton parçalarıyla ayırarak üst üste dizdi ve sürekli elektrik akımı veren ilk düzeneği, Volta pilini yaptı (Görsel B). Bugün kullandığımız gerilim birimi “volt” da adını ondan alır. Peki iki farklı metal ve bir tuz çözeltisinden oluşan bir düzenek nasıl elektrik üretebilir? Önceki konularda incelediğiniz redoks tepkimelerinde elektronlar bir türden diğerine aktarılıyordu. Bu elektron aktarımı bir telden geçirilerek elektrik enerjisine dönüştürülebilir mi? Bir etkinlik yaparak keşfediniz.</w:t>
+        <w:t xml:space="preserve">1780’li yıllarda İtalyan hekim Luigi Galvani, kurbağa bacaklarıyla çalışırken ilginç bir durum fark etti: Bacağın siniri ve kası iki farklı metalden yapılmış bir yayla birbirine dokundurulduğunda kas seğiriyordu. Galvani bu olayı canlı dokunun ürettiği “hayvansal elektrik” ile açıkladı. Fizikçi Alessandro Volta ise elektriğin kaynağının kurbağa değil iki farklı metal olduğunu düşündü. 1800 yılında çinko ve bakır diskleri, tuzlu suya batırılmış karton parçalarıyla ayırarak üst üste dizdi ve sürekli elektrik akımı veren ilk düzeneği, Volta pilini yaptı (Görsel B). Bugün kullandığımız gerilim birimi “volt” da adını ondan alır. Peki iki farklı metal ve bir tuz çözeltisinden oluşan bir düzenek nasıl elektrik üretebilir? Önceki konularda incelediğiniz redoks tepkimelerinde elektronlar bir türden diğerine aktarılıyordu. Bu elektron aktarımı bir telden geçirilerek elektrik enerjisine dönüştürülebilir mi? Bu sorunun cevabını bir etkinlik yaparak keşfediniz.</w:t>
       </w:r>
     </w:p>
     <w:tbl>

--- a/Kim12-1-3-Galvanik-Hucreler.docx
+++ b/Kim12-1-3-Galvanik-Hucreler.docx
@@ -5413,7 +5413,7 @@
           <w:rFonts w:ascii="Times New Roman" w:hAnsi="Times New Roman" w:cs="Times New Roman"/>
           <w:lang w:val="tr-TR"/>
         </w:rPr>
-        <w:t xml:space="preserve">a) Anot ve katodu belirleyerek yarı tepkimeleri ve net tepkimeyi yazınız.</w:t>
+        <w:t xml:space="preserve">a. Anot ve katodu belirleyerek yarı tepkimeleri ve net tepkimeyi yazınız.</w:t>
       </w:r>
     </w:p>
     <w:p>
@@ -5430,7 +5430,7 @@
           <w:rFonts w:ascii="Times New Roman" w:hAnsi="Times New Roman" w:cs="Times New Roman"/>
           <w:lang w:val="tr-TR"/>
         </w:rPr>
-        <w:t xml:space="preserve">b) Dış devrede elektronların, tuz köprüsünde iyonların hareket yönünü belirtiniz.</w:t>
+        <w:t xml:space="preserve">b. Dış devrede elektronların, tuz köprüsünde iyonların hareket yönünü belirtiniz.</w:t>
       </w:r>
     </w:p>
     <w:p>
@@ -5447,7 +5447,7 @@
           <w:rFonts w:ascii="Times New Roman" w:hAnsi="Times New Roman" w:cs="Times New Roman"/>
           <w:lang w:val="tr-TR"/>
         </w:rPr>
-        <w:t xml:space="preserve">c) Elektrotların kütlelerinin nasıl değişeceğini açıklayarak hücre şemasını yazınız.</w:t>
+        <w:t xml:space="preserve">c. Elektrotların kütlelerinin nasıl değişeceğini açıklayarak hücre şemasını yazınız.</w:t>
       </w:r>
     </w:p>
     <w:p>
@@ -5481,7 +5481,7 @@
           <w:rFonts w:ascii="Times New Roman" w:hAnsi="Times New Roman" w:cs="Times New Roman"/>
           <w:lang w:val="tr-TR"/>
         </w:rPr>
-        <w:t xml:space="preserve">a) Nikel, Ag</w:t>
+        <w:t xml:space="preserve">a. Nikel, Ag</w:t>
       </w:r>
       <w:r>
         <w:rPr>
@@ -5634,7 +5634,7 @@
           <w:rFonts w:ascii="Times New Roman" w:hAnsi="Times New Roman" w:cs="Times New Roman"/>
           <w:lang w:val="tr-TR"/>
         </w:rPr>
-        <w:t xml:space="preserve">b) Elektronlar dış devrede nikel elektrottan gümüş elektroda akar. Tuz köprüsündeki NO</w:t>
+        <w:t xml:space="preserve">b. Elektronlar dış devrede nikel elektrottan gümüş elektroda akar. Tuz köprüsündeki NO</w:t>
       </w:r>
       <w:r>
         <w:rPr>
@@ -5688,7 +5688,7 @@
           <w:rFonts w:ascii="Times New Roman" w:hAnsi="Times New Roman" w:cs="Times New Roman"/>
           <w:lang w:val="tr-TR"/>
         </w:rPr>
-        <w:t xml:space="preserve">c) Nikel elektrodun kütlesi azalır, gümüş elektrodun kütlesi artar. Hücre şeması: Ni(k) | Ni</w:t>
+        <w:t xml:space="preserve">c. Nikel elektrodun kütlesi azalır, gümüş elektrodun kütlesi artar. Hücre şeması: Ni(k) | Ni</w:t>
       </w:r>
       <w:r>
         <w:rPr>
@@ -6447,7 +6447,7 @@
           <w:rFonts w:ascii="Times New Roman" w:hAnsi="Times New Roman" w:cs="Times New Roman"/>
           <w:lang w:val="tr-TR"/>
         </w:rPr>
-        <w:t xml:space="preserve"> a) Voltmetre 0,59 V değerini gösterdi.</w:t>
+        <w:t xml:space="preserve"> a. Voltmetre 0,59 V değerini gösterdi.</w:t>
       </w:r>
       <w:r>
         <w:rPr>
@@ -6461,7 +6461,7 @@
           <w:rFonts w:ascii="Times New Roman" w:hAnsi="Times New Roman" w:cs="Times New Roman"/>
           <w:lang w:val="tr-TR"/>
         </w:rPr>
-        <w:t xml:space="preserve"> b) Nikel atomları verdiği elektronları dış devre üzerinden Cu</w:t>
+        <w:t xml:space="preserve"> b. Nikel atomları verdiği elektronları dış devre üzerinden Cu</w:t>
       </w:r>
       <w:r>
         <w:rPr>
@@ -6490,7 +6490,7 @@
           <w:rFonts w:ascii="Times New Roman" w:hAnsi="Times New Roman" w:cs="Times New Roman"/>
           <w:lang w:val="tr-TR"/>
         </w:rPr>
-        <w:t xml:space="preserve"> c) Bakır elektrodun yüzeyinde kırmızımsı kahverengi bir katı birikti.</w:t>
+        <w:t xml:space="preserve"> c. Bakır elektrodun yüzeyinde kırmızımsı kahverengi bir katı birikti.</w:t>
       </w:r>
       <w:r>
         <w:rPr>
@@ -6504,7 +6504,7 @@
           <w:rFonts w:ascii="Times New Roman" w:hAnsi="Times New Roman" w:cs="Times New Roman"/>
           <w:lang w:val="tr-TR"/>
         </w:rPr>
-        <w:t xml:space="preserve"> d) Tuz köprüsündeki NO</w:t>
+        <w:t xml:space="preserve"> ç. Tuz köprüsündeki NO</w:t>
       </w:r>
       <w:r>
         <w:rPr>

--- a/Kim12-1-3-Galvanik-Hucreler.docx
+++ b/Kim12-1-3-Galvanik-Hucreler.docx
@@ -4460,7 +4460,7 @@
       <w:r>
         <w:drawing>
           <wp:inline distT="0" distB="0" distL="0" distR="0">
-            <wp:extent cx="5040000" cy="4132800"/>
+            <wp:extent cx="4867665" cy="3959359"/>
             <wp:docPr id="900007" name="Grafik 900007" descr="Bakır-gümüş galvanik hücresi"/>
             <wp:cNvGraphicFramePr>
               <a:graphicFrameLocks noChangeAspect="1"/>
@@ -4481,7 +4481,7 @@
                   <pic:spPr>
                     <a:xfrm>
                       <a:off x="0" y="0"/>
-                      <a:ext cx="5040000" cy="4132800"/>
+                      <a:ext cx="4867665" cy="3959359"/>
                     </a:xfrm>
                     <a:prstGeom prst="rect">
                       <a:avLst/>
@@ -4804,7 +4804,7 @@
       <w:r>
         <w:drawing>
           <wp:inline distT="0" distB="0" distL="0" distR="0">
-            <wp:extent cx="5040000" cy="2326153"/>
+            <wp:extent cx="4587249" cy="2270764"/>
             <wp:docPr id="900008" name="Grafik 900008" descr="Elektrot yüzeylerinin alt mikro gösterimi"/>
             <wp:cNvGraphicFramePr>
               <a:graphicFrameLocks noChangeAspect="1"/>
@@ -4825,7 +4825,7 @@
                   <pic:spPr>
                     <a:xfrm>
                       <a:off x="0" y="0"/>
-                      <a:ext cx="5040000" cy="2326153"/>
+                      <a:ext cx="4587249" cy="2270764"/>
                     </a:xfrm>
                     <a:prstGeom prst="rect">
                       <a:avLst/>

--- a/Kim12-1-3-Galvanik-Hucreler.docx
+++ b/Kim12-1-3-Galvanik-Hucreler.docx
@@ -22,165 +22,113 @@
         <w:t xml:space="preserve">BÖLÜM: Elektrokimyasal Hücreler</w:t>
       </w:r>
     </w:p>
-    <w:tbl>
-      <w:tblPr>
-        <w:tblW w:w="9000" w:type="dxa"/>
+    <w:p>
+      <w:pPr>
         <w:jc w:val="center"/>
-        <w:tblBorders>
-          <w:top w:val="single" w:sz="8" w:space="0" w:color="7F7F7F"/>
-          <w:left w:val="single" w:sz="8" w:space="0" w:color="7F7F7F"/>
-          <w:bottom w:val="single" w:sz="8" w:space="0" w:color="7F7F7F"/>
-          <w:right w:val="single" w:sz="8" w:space="0" w:color="7F7F7F"/>
-        </w:tblBorders>
-      </w:tblPr>
-      <w:tblGrid>
-        <w:gridCol w:w="9000"/>
-      </w:tblGrid>
-      <w:tr>
-        <w:tc>
-          <w:tcPr>
-            <w:tcW w:w="9000" w:type="dxa"/>
-            <w:shd w:val="clear" w:color="auto" w:fill="EDEDED"/>
-          </w:tcPr>
-          <w:p>
-            <w:pPr>
-              <w:jc w:val="both"/>
-              <w:rPr>
-                <w:rFonts w:ascii="Times New Roman" w:hAnsi="Times New Roman" w:cs="Times New Roman"/>
-                <w:lang w:val="tr-TR"/>
-              </w:rPr>
-            </w:pPr>
-            <w:r>
-              <w:rPr>
-                <w:rFonts w:ascii="Times New Roman" w:hAnsi="Times New Roman" w:cs="Times New Roman"/>
-                <w:lang w:val="tr-TR"/>
-              </w:rPr>
-              <w:t xml:space="preserve">GÖRSEL ALANI (Bölüm kapağı, tam sayfa; Shutterstock)</w:t>
-            </w:r>
-          </w:p>
-          <w:p>
-            <w:pPr>
-              <w:jc w:val="both"/>
-              <w:rPr>
-                <w:rFonts w:ascii="Times New Roman" w:hAnsi="Times New Roman" w:cs="Times New Roman"/>
-                <w:lang w:val="tr-TR"/>
-              </w:rPr>
-            </w:pPr>
-            <w:r>
-              <w:rPr>
-                <w:rFonts w:ascii="Times New Roman" w:hAnsi="Times New Roman" w:cs="Times New Roman"/>
-                <w:lang w:val="tr-TR"/>
-              </w:rPr>
-              <w:t xml:space="preserve">Tarif: Elektrikli bir araç bataryasının açık görünümü: sıra sıra dizilmiş silindirik lityum iyon hücreler ve bağlantı plakaları; teknolojik, temiz bir kompozisyon (tam sayfa bölüm kapağı).</w:t>
-            </w:r>
-          </w:p>
-          <w:p>
-            <w:pPr>
-              <w:jc w:val="both"/>
-              <w:rPr>
-                <w:rFonts w:ascii="Times New Roman" w:hAnsi="Times New Roman" w:cs="Times New Roman"/>
-                <w:lang w:val="tr-TR"/>
-              </w:rPr>
-            </w:pPr>
-            <w:r>
-              <w:rPr>
-                <w:rFonts w:ascii="Times New Roman" w:hAnsi="Times New Roman" w:cs="Times New Roman"/>
-                <w:lang w:val="tr-TR"/>
-              </w:rPr>
-              <w:t xml:space="preserve">Shutter ID: 2503974089 (fotoğraf) — Electric vehicle lithium NMC battery</w:t>
-            </w:r>
-          </w:p>
-        </w:tc>
-      </w:tr>
-    </w:tbl>
-    <w:p>
-      <w:pPr>
-        <w:jc w:val="both"/>
-        <w:rPr>
-          <w:rFonts w:ascii="Times New Roman" w:hAnsi="Times New Roman" w:cs="Times New Roman"/>
-          <w:lang w:val="tr-TR"/>
-        </w:rPr>
-      </w:pPr>
-    </w:p>
-    <w:tbl>
-      <w:tblPr>
-        <w:tblW w:w="9000" w:type="dxa"/>
+      </w:pPr>
+      <w:r>
+        <w:drawing>
+          <wp:inline xmlns:a="http://schemas.openxmlformats.org/drawingml/2006/main" xmlns:pic="http://schemas.openxmlformats.org/drawingml/2006/picture">
+            <wp:extent cx="5400000" cy="3859200"/>
+            <wp:docPr id="900014" name="Picture 900014"/>
+            <wp:cNvGraphicFramePr>
+              <a:graphicFrameLocks noChangeAspect="1"/>
+            </wp:cNvGraphicFramePr>
+            <a:graphic>
+              <a:graphicData uri="http://schemas.openxmlformats.org/drawingml/2006/picture">
+                <pic:pic>
+                  <pic:nvPicPr>
+                    <pic:cNvPr id="0" name="2503974089_d.jpg"/>
+                    <pic:cNvPicPr/>
+                  </pic:nvPicPr>
+                  <pic:blipFill>
+                    <a:blip r:embed="rId11"/>
+                    <a:stretch>
+                      <a:fillRect/>
+                    </a:stretch>
+                  </pic:blipFill>
+                  <pic:spPr>
+                    <a:xfrm>
+                      <a:off x="0" y="0"/>
+                      <a:ext cx="5400000" cy="3859200"/>
+                    </a:xfrm>
+                    <a:prstGeom prst="rect"/>
+                  </pic:spPr>
+                </pic:pic>
+              </a:graphicData>
+            </a:graphic>
+          </wp:inline>
+        </w:drawing>
+      </w:r>
+    </w:p>
+    <w:p>
+      <w:pPr>
         <w:jc w:val="center"/>
-        <w:tblBorders>
-          <w:top w:val="single" w:sz="8" w:space="0" w:color="7F7F7F"/>
-          <w:left w:val="single" w:sz="8" w:space="0" w:color="7F7F7F"/>
-          <w:bottom w:val="single" w:sz="8" w:space="0" w:color="7F7F7F"/>
-          <w:right w:val="single" w:sz="8" w:space="0" w:color="7F7F7F"/>
-        </w:tblBorders>
-      </w:tblPr>
-      <w:tblGrid>
-        <w:gridCol w:w="9000"/>
-      </w:tblGrid>
-      <w:tr>
-        <w:tc>
-          <w:tcPr>
-            <w:tcW w:w="9000" w:type="dxa"/>
-            <w:shd w:val="clear" w:color="auto" w:fill="EDEDED"/>
-          </w:tcPr>
-          <w:p>
-            <w:pPr>
-              <w:jc w:val="both"/>
-              <w:rPr>
-                <w:rFonts w:ascii="Times New Roman" w:hAnsi="Times New Roman" w:cs="Times New Roman"/>
-                <w:lang w:val="tr-TR"/>
-              </w:rPr>
-            </w:pPr>
-            <w:r>
-              <w:rPr>
-                <w:rFonts w:ascii="Times New Roman" w:hAnsi="Times New Roman" w:cs="Times New Roman"/>
-                <w:lang w:val="tr-TR"/>
-              </w:rPr>
-              <w:t xml:space="preserve">GÖRSEL ALANI (Shutterstock)</w:t>
-            </w:r>
-          </w:p>
-          <w:p>
-            <w:pPr>
-              <w:jc w:val="both"/>
-              <w:rPr>
-                <w:rFonts w:ascii="Times New Roman" w:hAnsi="Times New Roman" w:cs="Times New Roman"/>
-                <w:lang w:val="tr-TR"/>
-              </w:rPr>
-            </w:pPr>
-            <w:r>
-              <w:rPr>
-                <w:rFonts w:ascii="Times New Roman" w:hAnsi="Times New Roman" w:cs="Times New Roman"/>
-                <w:lang w:val="tr-TR"/>
-              </w:rPr>
-              <w:t xml:space="preserve">Tarif: Şehir içindeki bir şarj istasyonunda kablosu takılı, şarj olan bir elektrikli otomobil; arka planda güneş panelleri. Marka, logo ve plaka görünmesin.</w:t>
-            </w:r>
-          </w:p>
-          <w:p>
-            <w:pPr>
-              <w:jc w:val="both"/>
-              <w:rPr>
-                <w:rFonts w:ascii="Times New Roman" w:hAnsi="Times New Roman" w:cs="Times New Roman"/>
-                <w:lang w:val="tr-TR"/>
-              </w:rPr>
-            </w:pPr>
-            <w:r>
-              <w:rPr>
-                <w:rFonts w:ascii="Times New Roman" w:hAnsi="Times New Roman" w:cs="Times New Roman"/>
-                <w:lang w:val="tr-TR"/>
-              </w:rPr>
-              <w:t xml:space="preserve">Shutter ID: 2466917493 (fotoğraf) — Electric car is charged from a charging station</w:t>
-            </w:r>
-          </w:p>
-        </w:tc>
-      </w:tr>
-    </w:tbl>
-    <w:p>
-      <w:pPr>
-        <w:jc w:val="both"/>
-        <w:rPr>
-          <w:rFonts w:ascii="Times New Roman" w:hAnsi="Times New Roman" w:cs="Times New Roman"/>
-          <w:lang w:val="tr-TR"/>
-        </w:rPr>
-      </w:pPr>
+      </w:pPr>
+      <w:r>
+        <w:rPr>
+          <w:rFonts w:ascii="Times New Roman" w:hAnsi="Times New Roman" w:cs="Times New Roman"/>
+          <w:b/>
+          <w:bCs/>
+          <w:highlight w:val="yellow"/>
+          <w:lang w:val="tr-TR"/>
+        </w:rPr>
+        <w:t xml:space="preserve">Shutter id: 2503974089 (bölüm kapağı, tam sayfa)</w:t>
+      </w:r>
+    </w:p>
+    <w:p>
+      <w:pPr>
+        <w:jc w:val="center"/>
+      </w:pPr>
+      <w:r>
+        <w:drawing>
+          <wp:inline xmlns:a="http://schemas.openxmlformats.org/drawingml/2006/main" xmlns:pic="http://schemas.openxmlformats.org/drawingml/2006/picture">
+            <wp:extent cx="4324942" cy="2520000"/>
+            <wp:docPr id="900015" name="Picture 900015"/>
+            <wp:cNvGraphicFramePr>
+              <a:graphicFrameLocks noChangeAspect="1"/>
+            </wp:cNvGraphicFramePr>
+            <a:graphic>
+              <a:graphicData uri="http://schemas.openxmlformats.org/drawingml/2006/picture">
+                <pic:pic>
+                  <pic:nvPicPr>
+                    <pic:cNvPr id="0" name="2466917493_d.jpg"/>
+                    <pic:cNvPicPr/>
+                  </pic:nvPicPr>
+                  <pic:blipFill>
+                    <a:blip r:embed="rId12"/>
+                    <a:stretch>
+                      <a:fillRect/>
+                    </a:stretch>
+                  </pic:blipFill>
+                  <pic:spPr>
+                    <a:xfrm>
+                      <a:off x="0" y="0"/>
+                      <a:ext cx="4324942" cy="2520000"/>
+                    </a:xfrm>
+                    <a:prstGeom prst="rect"/>
+                  </pic:spPr>
+                </pic:pic>
+              </a:graphicData>
+            </a:graphic>
+          </wp:inline>
+        </w:drawing>
+      </w:r>
+    </w:p>
+    <w:p>
+      <w:pPr>
+        <w:jc w:val="center"/>
+      </w:pPr>
+      <w:r>
+        <w:rPr>
+          <w:rFonts w:ascii="Times New Roman" w:hAnsi="Times New Roman" w:cs="Times New Roman"/>
+          <w:b/>
+          <w:bCs/>
+          <w:highlight w:val="yellow"/>
+          <w:lang w:val="tr-TR"/>
+        </w:rPr>
+        <w:t xml:space="preserve">Shutter id: 2466917493</w:t>
+      </w:r>
     </w:p>
     <w:p>
       <w:pPr>
@@ -687,101 +635,59 @@
         <w:t xml:space="preserve">1780’li yıllarda İtalyan hekim Luigi Galvani, kurbağa bacaklarıyla çalışırken ilginç bir durum fark etti: Bacağın siniri ve kası iki farklı metalden yapılmış bir yayla birbirine dokundurulduğunda kas seğiriyordu. Galvani bu olayı canlı dokunun ürettiği “hayvansal elektrik” ile açıkladı. Fizikçi Alessandro Volta ise elektriğin kaynağının kurbağa değil iki farklı metal olduğunu düşündü. 1800 yılında çinko ve bakır diskleri, tuzlu suya batırılmış karton parçalarıyla ayırarak üst üste dizdi ve sürekli elektrik akımı veren ilk düzeneği, Volta pilini yaptı (Görsel B). Bugün kullandığımız gerilim birimi “volt” da adını ondan alır. Peki iki farklı metal ve bir tuz çözeltisinden oluşan bir düzenek nasıl elektrik üretebilir? Önceki konularda incelediğiniz redoks tepkimelerinde elektronlar bir türden diğerine aktarılıyordu. Bu elektron aktarımı bir telden geçirilerek elektrik enerjisine dönüştürülebilir mi? Bu sorunun cevabını bir etkinlik yaparak keşfediniz.</w:t>
       </w:r>
     </w:p>
-    <w:tbl>
-      <w:tblPr>
-        <w:tblW w:w="9000" w:type="dxa"/>
+    <w:p>
+      <w:pPr>
         <w:jc w:val="center"/>
-        <w:tblBorders>
-          <w:top w:val="single" w:sz="8" w:space="0" w:color="7F7F7F"/>
-          <w:left w:val="single" w:sz="8" w:space="0" w:color="7F7F7F"/>
-          <w:bottom w:val="single" w:sz="8" w:space="0" w:color="7F7F7F"/>
-          <w:right w:val="single" w:sz="8" w:space="0" w:color="7F7F7F"/>
-        </w:tblBorders>
-      </w:tblPr>
-      <w:tblGrid>
-        <w:gridCol w:w="9000"/>
-      </w:tblGrid>
-      <w:tr>
-        <w:tc>
-          <w:tcPr>
-            <w:tcW w:w="9000" w:type="dxa"/>
-            <w:shd w:val="clear" w:color="auto" w:fill="EDEDED"/>
-          </w:tcPr>
-          <w:p>
-            <w:pPr>
-              <w:jc w:val="both"/>
-              <w:rPr>
-                <w:rFonts w:ascii="Times New Roman" w:hAnsi="Times New Roman" w:cs="Times New Roman"/>
-                <w:lang w:val="tr-TR"/>
-              </w:rPr>
-            </w:pPr>
-            <w:r>
-              <w:rPr>
-                <w:rFonts w:ascii="Times New Roman" w:hAnsi="Times New Roman" w:cs="Times New Roman"/>
-                <w:lang w:val="tr-TR"/>
-              </w:rPr>
-              <w:t xml:space="preserve">GÖRSEL ALANI</w:t>
-            </w:r>
-          </w:p>
-          <w:p>
-            <w:pPr>
-              <w:jc w:val="both"/>
-              <w:rPr>
-                <w:rFonts w:ascii="Times New Roman" w:hAnsi="Times New Roman" w:cs="Times New Roman"/>
-                <w:lang w:val="tr-TR"/>
-              </w:rPr>
-            </w:pPr>
-            <w:r>
-              <w:rPr>
-                <w:rFonts w:ascii="Times New Roman" w:hAnsi="Times New Roman" w:cs="Times New Roman"/>
-                <w:lang w:val="tr-TR"/>
-              </w:rPr>
-              <w:t xml:space="preserve">Tarif: Müzede ya da laboratuvarda sergilenen, üst üste dizilmiş metal diskler ve aralarındaki ıslak karton/kumaş katmanlarından oluşan Volta pili replikası; mümkünse uçlarına bağlı teller görünsün.</w:t>
-            </w:r>
-          </w:p>
-          <w:p>
-            <w:pPr>
-              <w:jc w:val="both"/>
-              <w:rPr>
-                <w:rFonts w:ascii="Times New Roman" w:hAnsi="Times New Roman" w:cs="Times New Roman"/>
-                <w:lang w:val="tr-TR"/>
-              </w:rPr>
-            </w:pPr>
-            <w:r>
-              <w:rPr>
-                <w:rFonts w:ascii="Times New Roman" w:hAnsi="Times New Roman" w:cs="Times New Roman"/>
-                <w:lang w:val="tr-TR"/>
-              </w:rPr>
-              <w:t xml:space="preserve">Shutterstock arama: “voltaic pile replica”</w:t>
-            </w:r>
-          </w:p>
-          <w:p>
-            <w:pPr>
-              <w:jc w:val="both"/>
-              <w:rPr>
-                <w:rFonts w:ascii="Times New Roman" w:hAnsi="Times New Roman" w:cs="Times New Roman"/>
-                <w:lang w:val="tr-TR"/>
-              </w:rPr>
-            </w:pPr>
-            <w:r>
-              <w:rPr>
-                <w:rFonts w:ascii="Times New Roman" w:hAnsi="Times New Roman" w:cs="Times New Roman"/>
-                <w:lang w:val="tr-TR"/>
-              </w:rPr>
-              <w:t xml:space="preserve">Shutter ID: 1822298069 (Volta pilinin üç boyutlu görselleştirmesi). Alternatif fotoğraf: 2300220403 (bakır para ve alüminyum folyodan yapılmış basit pil).</w:t>
-            </w:r>
-          </w:p>
-        </w:tc>
-      </w:tr>
-    </w:tbl>
-    <w:p>
-      <w:pPr>
-        <w:jc w:val="both"/>
-        <w:rPr>
-          <w:rFonts w:ascii="Times New Roman" w:hAnsi="Times New Roman" w:cs="Times New Roman"/>
-          <w:lang w:val="tr-TR"/>
-        </w:rPr>
-      </w:pPr>
+      </w:pPr>
+      <w:r>
+        <w:drawing>
+          <wp:inline xmlns:a="http://schemas.openxmlformats.org/drawingml/2006/main" xmlns:pic="http://schemas.openxmlformats.org/drawingml/2006/picture">
+            <wp:extent cx="2488479" cy="2520000"/>
+            <wp:docPr id="900016" name="Picture 900016"/>
+            <wp:cNvGraphicFramePr>
+              <a:graphicFrameLocks noChangeAspect="1"/>
+            </wp:cNvGraphicFramePr>
+            <a:graphic>
+              <a:graphicData uri="http://schemas.openxmlformats.org/drawingml/2006/picture">
+                <pic:pic>
+                  <pic:nvPicPr>
+                    <pic:cNvPr id="0" name="1822298069_d.jpg"/>
+                    <pic:cNvPicPr/>
+                  </pic:nvPicPr>
+                  <pic:blipFill>
+                    <a:blip r:embed="rId13"/>
+                    <a:stretch>
+                      <a:fillRect/>
+                    </a:stretch>
+                  </pic:blipFill>
+                  <pic:spPr>
+                    <a:xfrm>
+                      <a:off x="0" y="0"/>
+                      <a:ext cx="2488479" cy="2520000"/>
+                    </a:xfrm>
+                    <a:prstGeom prst="rect"/>
+                  </pic:spPr>
+                </pic:pic>
+              </a:graphicData>
+            </a:graphic>
+          </wp:inline>
+        </w:drawing>
+      </w:r>
+    </w:p>
+    <w:p>
+      <w:pPr>
+        <w:jc w:val="center"/>
+      </w:pPr>
+      <w:r>
+        <w:rPr>
+          <w:rFonts w:ascii="Times New Roman" w:hAnsi="Times New Roman" w:cs="Times New Roman"/>
+          <w:b/>
+          <w:bCs/>
+          <w:highlight w:val="yellow"/>
+          <w:lang w:val="tr-TR"/>
+        </w:rPr>
+        <w:t xml:space="preserve">Shutter id: 1822298069</w:t>
+      </w:r>
     </w:p>
     <w:p>
       <w:pPr>
@@ -6083,85 +5989,59 @@
         <w:t xml:space="preserve">Kalbin ritmini düzenleyen kalp pilleri, deri altına yerleştirilen ve yıllarca kesintisiz çalışması gereken küçük cihazlardır (aşağıdaki görsel). 1970’lerin başından itibaren bu cihazlarda lityum-iyot pilleri kullanılmaya başlanmıştır. Bu pillerde anot lityum metalidir; katotta ise iyot içeren bir karışım bulunur. Hücrede lityum yükseltgenirken iyot indirgenir ve yaklaşık 2,8 V gerilim elde edilir. Lityum-iyot pilleri gaz çıkışı olmadan çalıştığı için tamamen kapalı tasarlanabilir ve kullanım süresine göre genellikle 5-10 yıl, bazı tasarımlarda daha da uzun süre görev yapabilir. Daha önce kullanılan pillerin birkaç yılda bir değiştirilmesi gerektiği düşünüldüğünde bu gelişme hastaların hayat kalitesini önemli ölçüde artırmıştır.</w:t>
       </w:r>
     </w:p>
-    <w:tbl>
-      <w:tblPr>
-        <w:tblW w:w="9000" w:type="dxa"/>
+    <w:p>
+      <w:pPr>
         <w:jc w:val="center"/>
-        <w:tblBorders>
-          <w:top w:val="single" w:sz="8" w:space="0" w:color="7F7F7F"/>
-          <w:left w:val="single" w:sz="8" w:space="0" w:color="7F7F7F"/>
-          <w:bottom w:val="single" w:sz="8" w:space="0" w:color="7F7F7F"/>
-          <w:right w:val="single" w:sz="8" w:space="0" w:color="7F7F7F"/>
-        </w:tblBorders>
-      </w:tblPr>
-      <w:tblGrid>
-        <w:gridCol w:w="9000"/>
-      </w:tblGrid>
-      <w:tr>
-        <w:tc>
-          <w:tcPr>
-            <w:tcW w:w="9000" w:type="dxa"/>
-            <w:shd w:val="clear" w:color="auto" w:fill="EDEDED"/>
-          </w:tcPr>
-          <w:p>
-            <w:pPr>
-              <w:jc w:val="both"/>
-              <w:rPr>
-                <w:rFonts w:ascii="Times New Roman" w:hAnsi="Times New Roman" w:cs="Times New Roman"/>
-                <w:lang w:val="tr-TR"/>
-              </w:rPr>
-            </w:pPr>
-            <w:r>
-              <w:rPr>
-                <w:rFonts w:ascii="Times New Roman" w:hAnsi="Times New Roman" w:cs="Times New Roman"/>
-                <w:lang w:val="tr-TR"/>
-              </w:rPr>
-              <w:t xml:space="preserve">GÖRSEL ALANI (Shutterstock)</w:t>
-            </w:r>
-          </w:p>
-          <w:p>
-            <w:pPr>
-              <w:jc w:val="both"/>
-              <w:rPr>
-                <w:rFonts w:ascii="Times New Roman" w:hAnsi="Times New Roman" w:cs="Times New Roman"/>
-                <w:lang w:val="tr-TR"/>
-              </w:rPr>
-            </w:pPr>
-            <w:r>
-              <w:rPr>
-                <w:rFonts w:ascii="Times New Roman" w:hAnsi="Times New Roman" w:cs="Times New Roman"/>
-                <w:lang w:val="tr-TR"/>
-              </w:rPr>
-              <w:t xml:space="preserve">Tarif: Beyaz zemin üzerinde metal gövdeli bir kalp pili ve elektrot kabloları; yanında ölçek için bir madeni para ya da avuç içi. Marka/logo görünmesin.</w:t>
-            </w:r>
-          </w:p>
-          <w:p>
-            <w:pPr>
-              <w:jc w:val="both"/>
-              <w:rPr>
-                <w:rFonts w:ascii="Times New Roman" w:hAnsi="Times New Roman" w:cs="Times New Roman"/>
-                <w:lang w:val="tr-TR"/>
-              </w:rPr>
-            </w:pPr>
-            <w:r>
-              <w:rPr>
-                <w:rFonts w:ascii="Times New Roman" w:hAnsi="Times New Roman" w:cs="Times New Roman"/>
-                <w:lang w:val="tr-TR"/>
-              </w:rPr>
-              <w:t xml:space="preserve">Shutter ID: 2450344123 (fotoğraf) — Pacemaker isolated on a white background</w:t>
-            </w:r>
-          </w:p>
-        </w:tc>
-      </w:tr>
-    </w:tbl>
-    <w:p>
-      <w:pPr>
-        <w:jc w:val="both"/>
-        <w:rPr>
-          <w:rFonts w:ascii="Times New Roman" w:hAnsi="Times New Roman" w:cs="Times New Roman"/>
-          <w:lang w:val="tr-TR"/>
-        </w:rPr>
-      </w:pPr>
+      </w:pPr>
+      <w:r>
+        <w:drawing>
+          <wp:inline xmlns:a="http://schemas.openxmlformats.org/drawingml/2006/main" xmlns:pic="http://schemas.openxmlformats.org/drawingml/2006/picture">
+            <wp:extent cx="3436363" cy="2520000"/>
+            <wp:docPr id="900017" name="Picture 900017"/>
+            <wp:cNvGraphicFramePr>
+              <a:graphicFrameLocks noChangeAspect="1"/>
+            </wp:cNvGraphicFramePr>
+            <a:graphic>
+              <a:graphicData uri="http://schemas.openxmlformats.org/drawingml/2006/picture">
+                <pic:pic>
+                  <pic:nvPicPr>
+                    <pic:cNvPr id="0" name="2450344123_d.jpg"/>
+                    <pic:cNvPicPr/>
+                  </pic:nvPicPr>
+                  <pic:blipFill>
+                    <a:blip r:embed="rId14"/>
+                    <a:stretch>
+                      <a:fillRect/>
+                    </a:stretch>
+                  </pic:blipFill>
+                  <pic:spPr>
+                    <a:xfrm>
+                      <a:off x="0" y="0"/>
+                      <a:ext cx="3436363" cy="2520000"/>
+                    </a:xfrm>
+                    <a:prstGeom prst="rect"/>
+                  </pic:spPr>
+                </pic:pic>
+              </a:graphicData>
+            </a:graphic>
+          </wp:inline>
+        </w:drawing>
+      </w:r>
+    </w:p>
+    <w:p>
+      <w:pPr>
+        <w:jc w:val="center"/>
+      </w:pPr>
+      <w:r>
+        <w:rPr>
+          <w:rFonts w:ascii="Times New Roman" w:hAnsi="Times New Roman" w:cs="Times New Roman"/>
+          <w:b/>
+          <w:bCs/>
+          <w:highlight w:val="yellow"/>
+          <w:lang w:val="tr-TR"/>
+        </w:rPr>
+        <w:t xml:space="preserve">Shutter id: 2450344123</w:t>
+      </w:r>
     </w:p>
     <w:p>
       <w:pPr>

--- a/Kim12-1-3-Galvanik-Hucreler.docx
+++ b/Kim12-1-3-Galvanik-Hucreler.docx
@@ -76,99 +76,209 @@
         <w:t xml:space="preserve">Shutter id: 2503974089 (bölüm kapağı, tam sayfa)</w:t>
       </w:r>
     </w:p>
-    <w:p>
-      <w:pPr>
+    <w:tbl>
+      <w:tblPr>
+        <w:tblW w:w="9000" w:type="dxa"/>
         <w:jc w:val="center"/>
-      </w:pPr>
-      <w:r>
-        <w:drawing>
-          <wp:inline xmlns:a="http://schemas.openxmlformats.org/drawingml/2006/main" xmlns:pic="http://schemas.openxmlformats.org/drawingml/2006/picture">
-            <wp:extent cx="4324942" cy="2520000"/>
-            <wp:docPr id="900015" name="Picture 900015"/>
-            <wp:cNvGraphicFramePr>
-              <a:graphicFrameLocks noChangeAspect="1"/>
-            </wp:cNvGraphicFramePr>
-            <a:graphic>
-              <a:graphicData uri="http://schemas.openxmlformats.org/drawingml/2006/picture">
-                <pic:pic>
-                  <pic:nvPicPr>
-                    <pic:cNvPr id="0" name="2466917493_d.jpg"/>
-                    <pic:cNvPicPr/>
-                  </pic:nvPicPr>
-                  <pic:blipFill>
-                    <a:blip r:embed="rId12"/>
-                    <a:stretch>
-                      <a:fillRect/>
-                    </a:stretch>
-                  </pic:blipFill>
-                  <pic:spPr>
-                    <a:xfrm>
-                      <a:off x="0" y="0"/>
-                      <a:ext cx="4324942" cy="2520000"/>
-                    </a:xfrm>
-                    <a:prstGeom prst="rect"/>
-                  </pic:spPr>
-                </pic:pic>
-              </a:graphicData>
-            </a:graphic>
-          </wp:inline>
-        </w:drawing>
-      </w:r>
-    </w:p>
-    <w:p>
-      <w:pPr>
-        <w:jc w:val="center"/>
-      </w:pPr>
-      <w:r>
-        <w:rPr>
-          <w:rFonts w:ascii="Times New Roman" w:hAnsi="Times New Roman" w:cs="Times New Roman"/>
-          <w:b/>
-          <w:bCs/>
-          <w:highlight w:val="yellow"/>
-          <w:lang w:val="tr-TR"/>
-        </w:rPr>
-        <w:t xml:space="preserve">Shutter id: 2466917493</w:t>
-      </w:r>
-    </w:p>
-    <w:p>
-      <w:pPr>
-        <w:jc w:val="center"/>
-        <w:rPr>
-          <w:rFonts w:ascii="Times New Roman" w:hAnsi="Times New Roman" w:cs="Times New Roman"/>
-          <w:lang w:val="tr-TR"/>
-        </w:rPr>
-      </w:pPr>
-      <w:r>
-        <w:rPr>
-          <w:rFonts w:ascii="Times New Roman" w:hAnsi="Times New Roman" w:cs="Times New Roman"/>
-          <w:b/>
-          <w:bCs/>
-          <w:lang w:val="tr-TR"/>
-        </w:rPr>
-        <w:t xml:space="preserve">Görsel A:</w:t>
-      </w:r>
-      <w:r>
-        <w:rPr>
-          <w:rFonts w:ascii="Times New Roman" w:hAnsi="Times New Roman" w:cs="Times New Roman"/>
-          <w:lang w:val="tr-TR"/>
-        </w:rPr>
-        <w:t xml:space="preserve"> Şarj istasyonunda bir elektrikli otomobil</w:t>
-      </w:r>
-    </w:p>
-    <w:p>
-      <w:pPr>
-        <w:jc w:val="both"/>
-        <w:rPr>
-          <w:rFonts w:ascii="Times New Roman" w:hAnsi="Times New Roman" w:cs="Times New Roman"/>
-          <w:lang w:val="tr-TR"/>
-        </w:rPr>
-      </w:pPr>
-      <w:r>
-        <w:rPr>
-          <w:rFonts w:ascii="Times New Roman" w:hAnsi="Times New Roman" w:cs="Times New Roman"/>
-          <w:lang w:val="tr-TR"/>
-        </w:rPr>
-        <w:t xml:space="preserve">Cebinizdeki telefon, kulağınızdaki kablosuz kulaklık, yollarda sayısı her geçen yıl artan elektrikli otomobiller (Görsel A) ve kalp ritmini düzenleyen küçük cihazlar enerjilerini kimyasal tepkimelerden alır. Güneş ve rüzgâr santrallerinde üretilen elektriğin depolanması da büyük ölçüde pillere dayanır.</w:t>
+        <w:tblBorders>
+          <w:top w:val="nil"/>
+          <w:left w:val="nil"/>
+          <w:bottom w:val="nil"/>
+          <w:right w:val="nil"/>
+          <w:insideH w:val="nil"/>
+          <w:insideV w:val="nil"/>
+        </w:tblBorders>
+        <w:tblLayout w:type="fixed"/>
+      </w:tblPr>
+      <w:tblGrid>
+        <w:gridCol w:w="4500"/>
+        <w:gridCol w:w="4500"/>
+      </w:tblGrid>
+      <w:tr>
+        <w:tc>
+          <w:tcPr>
+            <w:tcW w:w="4500" w:type="dxa"/>
+          </w:tcPr>
+          <w:p>
+            <w:pPr>
+              <w:jc w:val="center"/>
+            </w:pPr>
+            <w:r>
+              <w:drawing>
+                <wp:inline xmlns:a="http://schemas.openxmlformats.org/drawingml/2006/main" xmlns:pic="http://schemas.openxmlformats.org/drawingml/2006/picture">
+                  <wp:extent cx="2628000" cy="1531248"/>
+                  <wp:docPr id="900015" name="Picture 900015"/>
+                  <wp:cNvGraphicFramePr>
+                    <a:graphicFrameLocks noChangeAspect="1"/>
+                  </wp:cNvGraphicFramePr>
+                  <a:graphic>
+                    <a:graphicData uri="http://schemas.openxmlformats.org/drawingml/2006/picture">
+                      <pic:pic>
+                        <pic:nvPicPr>
+                          <pic:cNvPr id="0" name="2466917493_d.jpg"/>
+                          <pic:cNvPicPr/>
+                        </pic:nvPicPr>
+                        <pic:blipFill>
+                          <a:blip r:embed="rId12"/>
+                          <a:stretch>
+                            <a:fillRect/>
+                          </a:stretch>
+                        </pic:blipFill>
+                        <pic:spPr>
+                          <a:xfrm>
+                            <a:off x="0" y="0"/>
+                            <a:ext cx="2628000" cy="1531248"/>
+                          </a:xfrm>
+                          <a:prstGeom prst="rect"/>
+                        </pic:spPr>
+                      </pic:pic>
+                    </a:graphicData>
+                  </a:graphic>
+                </wp:inline>
+              </w:drawing>
+            </w:r>
+          </w:p>
+          <w:p>
+            <w:pPr>
+              <w:jc w:val="center"/>
+            </w:pPr>
+            <w:r>
+              <w:rPr>
+                <w:rFonts w:ascii="Times New Roman" w:hAnsi="Times New Roman" w:cs="Times New Roman"/>
+                <w:b/>
+                <w:bCs/>
+                <w:highlight w:val="yellow"/>
+                <w:lang w:val="tr-TR"/>
+              </w:rPr>
+              <w:t xml:space="preserve">Shutter id: 2466917493</w:t>
+            </w:r>
+          </w:p>
+          <w:p>
+            <w:pPr>
+              <w:jc w:val="center"/>
+              <w:rPr>
+                <w:rFonts w:ascii="Times New Roman" w:hAnsi="Times New Roman" w:cs="Times New Roman"/>
+                <w:lang w:val="tr-TR"/>
+              </w:rPr>
+            </w:pPr>
+            <w:r>
+              <w:rPr>
+                <w:rFonts w:ascii="Times New Roman" w:hAnsi="Times New Roman" w:cs="Times New Roman"/>
+                <w:b/>
+                <w:bCs/>
+                <w:lang w:val="tr-TR"/>
+              </w:rPr>
+              <w:t xml:space="preserve">Görsel A:</w:t>
+            </w:r>
+            <w:r>
+              <w:rPr>
+                <w:rFonts w:ascii="Times New Roman" w:hAnsi="Times New Roman" w:cs="Times New Roman"/>
+                <w:lang w:val="tr-TR"/>
+              </w:rPr>
+              <w:t xml:space="preserve"> Şarj istasyonunda bir elektrikli otomobil</w:t>
+            </w:r>
+          </w:p>
+        </w:tc>
+        <w:tc>
+          <w:tcPr>
+            <w:tcW w:w="4500" w:type="dxa"/>
+          </w:tcPr>
+          <w:p>
+            <w:pPr>
+              <w:jc w:val="center"/>
+            </w:pPr>
+            <w:r>
+              <w:drawing>
+                <wp:inline xmlns:a="http://schemas.openxmlformats.org/drawingml/2006/main" xmlns:pic="http://schemas.openxmlformats.org/drawingml/2006/picture">
+                  <wp:extent cx="2628000" cy="1741488"/>
+                  <wp:docPr id="900018" name="Picture 900018"/>
+                  <wp:cNvGraphicFramePr>
+                    <a:graphicFrameLocks noChangeAspect="1"/>
+                  </wp:cNvGraphicFramePr>
+                  <a:graphic>
+                    <a:graphicData uri="http://schemas.openxmlformats.org/drawingml/2006/picture">
+                      <pic:pic>
+                        <pic:nvPicPr>
+                          <pic:cNvPr id="0" name="2745701079_d.jpg"/>
+                          <pic:cNvPicPr/>
+                        </pic:nvPicPr>
+                        <pic:blipFill>
+                          <a:blip r:embed="rId15"/>
+                          <a:stretch>
+                            <a:fillRect/>
+                          </a:stretch>
+                        </pic:blipFill>
+                        <pic:spPr>
+                          <a:xfrm>
+                            <a:off x="0" y="0"/>
+                            <a:ext cx="2628000" cy="1741488"/>
+                          </a:xfrm>
+                          <a:prstGeom prst="rect"/>
+                        </pic:spPr>
+                      </pic:pic>
+                    </a:graphicData>
+                  </a:graphic>
+                </wp:inline>
+              </w:drawing>
+            </w:r>
+          </w:p>
+          <w:p>
+            <w:pPr>
+              <w:jc w:val="center"/>
+            </w:pPr>
+            <w:r>
+              <w:rPr>
+                <w:rFonts w:ascii="Times New Roman" w:hAnsi="Times New Roman" w:cs="Times New Roman"/>
+                <w:b/>
+                <w:bCs/>
+                <w:highlight w:val="yellow"/>
+                <w:lang w:val="tr-TR"/>
+              </w:rPr>
+              <w:t xml:space="preserve">Shutter id: 2745701079</w:t>
+            </w:r>
+          </w:p>
+          <w:p>
+            <w:pPr>
+              <w:jc w:val="center"/>
+              <w:rPr>
+                <w:rFonts w:ascii="Times New Roman" w:hAnsi="Times New Roman" w:cs="Times New Roman"/>
+                <w:lang w:val="tr-TR"/>
+              </w:rPr>
+            </w:pPr>
+            <w:r>
+              <w:rPr>
+                <w:rFonts w:ascii="Times New Roman" w:hAnsi="Times New Roman" w:cs="Times New Roman"/>
+                <w:b/>
+                <w:bCs/>
+                <w:lang w:val="tr-TR"/>
+              </w:rPr>
+              <w:t xml:space="preserve">Görsel B:</w:t>
+            </w:r>
+            <w:r>
+              <w:rPr>
+                <w:rFonts w:ascii="Times New Roman" w:hAnsi="Times New Roman" w:cs="Times New Roman"/>
+                <w:lang w:val="tr-TR"/>
+              </w:rPr>
+              <w:t xml:space="preserve"> Güneş santralinin yanında kurulan batarya depolama üniteleri</w:t>
+            </w:r>
+          </w:p>
+        </w:tc>
+      </w:tr>
+    </w:tbl>
+    <w:p>
+      <w:pPr>
+        <w:jc w:val="both"/>
+        <w:rPr>
+          <w:rFonts w:ascii="Times New Roman" w:hAnsi="Times New Roman" w:cs="Times New Roman"/>
+          <w:lang w:val="tr-TR"/>
+        </w:rPr>
+      </w:pPr>
+      <w:r>
+        <w:rPr>
+          <w:rFonts w:ascii="Times New Roman" w:hAnsi="Times New Roman" w:cs="Times New Roman"/>
+          <w:lang w:val="tr-TR"/>
+        </w:rPr>
+        <w:t xml:space="preserve">Cebinizdeki telefon, kulağınızdaki kablosuz kulaklık, yollarda sayısı her geçen yıl artan elektrikli otomobiller (Görsel A) ve kalp ritmini düzenleyen küçük cihazlar enerjilerini kimyasal tepkimelerden alır. Güneş ve rüzgâr santrallerinde üretilen elektriğin depolanması da büyük ölçüde pillere dayanır (Görsel B).</w:t>
       </w:r>
     </w:p>
     <w:p>
@@ -632,88 +742,218 @@
           <w:rFonts w:ascii="Times New Roman" w:hAnsi="Times New Roman" w:cs="Times New Roman"/>
           <w:lang w:val="tr-TR"/>
         </w:rPr>
-        <w:t xml:space="preserve">1780’li yıllarda İtalyan hekim Luigi Galvani, kurbağa bacaklarıyla çalışırken ilginç bir durum fark etti: Bacağın siniri ve kası iki farklı metalden yapılmış bir yayla birbirine dokundurulduğunda kas seğiriyordu. Galvani bu olayı canlı dokunun ürettiği “hayvansal elektrik” ile açıkladı. Fizikçi Alessandro Volta ise elektriğin kaynağının kurbağa değil iki farklı metal olduğunu düşündü. 1800 yılında çinko ve bakır diskleri, tuzlu suya batırılmış karton parçalarıyla ayırarak üst üste dizdi ve sürekli elektrik akımı veren ilk düzeneği, Volta pilini yaptı (Görsel B). Bugün kullandığımız gerilim birimi “volt” da adını ondan alır. Peki iki farklı metal ve bir tuz çözeltisinden oluşan bir düzenek nasıl elektrik üretebilir? Önceki konularda incelediğiniz redoks tepkimelerinde elektronlar bir türden diğerine aktarılıyordu. Bu elektron aktarımı bir telden geçirilerek elektrik enerjisine dönüştürülebilir mi? Bu sorunun cevabını bir etkinlik yaparak keşfediniz.</w:t>
-      </w:r>
-    </w:p>
-    <w:p>
-      <w:pPr>
+        <w:t xml:space="preserve">1780’li yıllarda İtalyan hekim Luigi Galvani, kurbağa bacaklarıyla çalışırken ilginç bir durum fark etti: Bacağın siniri ve kası iki farklı metalden yapılmış bir yayla birbirine dokundurulduğunda kas seğiriyordu. Galvani bu olayı canlı dokunun ürettiği “hayvansal elektrik” ile açıkladı. Fizikçi Alessandro Volta ise elektriğin kaynağının kurbağa değil iki farklı metal olduğunu düşündü. 1800 yılında çinko ve bakır diskleri, tuzlu suya batırılmış karton parçalarıyla ayırarak üst üste dizdi ve sürekli elektrik akımı veren ilk düzeneği, Volta pilini yaptı (Görsel C). Bugün kullandığımız gerilim birimi “volt” da adını ondan alır. Bir limona batırılan iki farklı metal arasında da ölçülebilir bir gerilim oluşur (Görsel D). Peki iki farklı metal ve bir tuz çözeltisinden oluşan bir düzenek nasıl elektrik üretebilir? Önceki konularda incelediğiniz redoks tepkimelerinde elektronlar bir türden diğerine aktarılıyordu. Bu elektron aktarımı bir telden geçirilerek elektrik enerjisine dönüştürülebilir mi? Bu sorunun cevabını bir etkinlik yaparak keşfediniz.</w:t>
+      </w:r>
+    </w:p>
+    <w:tbl>
+      <w:tblPr>
+        <w:tblW w:w="9000" w:type="dxa"/>
         <w:jc w:val="center"/>
-      </w:pPr>
-      <w:r>
-        <w:drawing>
-          <wp:inline xmlns:a="http://schemas.openxmlformats.org/drawingml/2006/main" xmlns:pic="http://schemas.openxmlformats.org/drawingml/2006/picture">
-            <wp:extent cx="2488479" cy="2520000"/>
-            <wp:docPr id="900016" name="Picture 900016"/>
-            <wp:cNvGraphicFramePr>
-              <a:graphicFrameLocks noChangeAspect="1"/>
-            </wp:cNvGraphicFramePr>
-            <a:graphic>
-              <a:graphicData uri="http://schemas.openxmlformats.org/drawingml/2006/picture">
-                <pic:pic>
-                  <pic:nvPicPr>
-                    <pic:cNvPr id="0" name="1822298069_d.jpg"/>
-                    <pic:cNvPicPr/>
-                  </pic:nvPicPr>
-                  <pic:blipFill>
-                    <a:blip r:embed="rId13"/>
-                    <a:stretch>
-                      <a:fillRect/>
-                    </a:stretch>
-                  </pic:blipFill>
-                  <pic:spPr>
-                    <a:xfrm>
-                      <a:off x="0" y="0"/>
-                      <a:ext cx="2488479" cy="2520000"/>
-                    </a:xfrm>
-                    <a:prstGeom prst="rect"/>
-                  </pic:spPr>
-                </pic:pic>
-              </a:graphicData>
-            </a:graphic>
-          </wp:inline>
-        </w:drawing>
-      </w:r>
-    </w:p>
-    <w:p>
-      <w:pPr>
-        <w:jc w:val="center"/>
-      </w:pPr>
-      <w:r>
-        <w:rPr>
-          <w:rFonts w:ascii="Times New Roman" w:hAnsi="Times New Roman" w:cs="Times New Roman"/>
-          <w:b/>
-          <w:bCs/>
-          <w:highlight w:val="yellow"/>
-          <w:lang w:val="tr-TR"/>
-        </w:rPr>
-        <w:t xml:space="preserve">Shutter id: 1822298069</w:t>
-      </w:r>
-    </w:p>
-    <w:p>
-      <w:pPr>
-        <w:jc w:val="center"/>
-        <w:rPr>
-          <w:rFonts w:ascii="Times New Roman" w:hAnsi="Times New Roman" w:cs="Times New Roman"/>
-          <w:lang w:val="tr-TR"/>
-        </w:rPr>
-      </w:pPr>
-      <w:r>
-        <w:rPr>
-          <w:rFonts w:ascii="Times New Roman" w:hAnsi="Times New Roman" w:cs="Times New Roman"/>
-          <w:b/>
-          <w:bCs/>
-          <w:lang w:val="tr-TR"/>
-        </w:rPr>
-        <w:t xml:space="preserve">Görsel B:</w:t>
-      </w:r>
-      <w:r>
-        <w:rPr>
-          <w:rFonts w:ascii="Times New Roman" w:hAnsi="Times New Roman" w:cs="Times New Roman"/>
-          <w:lang w:val="tr-TR"/>
-        </w:rPr>
-        <w:t xml:space="preserve"> Volta pilinin bir benzeri</w:t>
-      </w:r>
-    </w:p>
+        <w:tblBorders>
+          <w:top w:val="nil"/>
+          <w:left w:val="nil"/>
+          <w:bottom w:val="nil"/>
+          <w:right w:val="nil"/>
+          <w:insideH w:val="nil"/>
+          <w:insideV w:val="nil"/>
+        </w:tblBorders>
+        <w:tblLayout w:type="fixed"/>
+      </w:tblPr>
+      <w:tblGrid>
+        <w:gridCol w:w="4500"/>
+        <w:gridCol w:w="4500"/>
+      </w:tblGrid>
+      <w:tr>
+        <w:tc>
+          <w:tcPr>
+            <w:tcW w:w="4500" w:type="dxa"/>
+          </w:tcPr>
+          <w:p>
+            <w:pPr>
+              <w:jc w:val="center"/>
+            </w:pPr>
+            <w:r>
+              <w:drawing>
+                <wp:inline xmlns:a="http://schemas.openxmlformats.org/drawingml/2006/main" xmlns:pic="http://schemas.openxmlformats.org/drawingml/2006/picture">
+                  <wp:extent cx="1955233" cy="1979999"/>
+                  <wp:docPr id="900016" name="Picture 900016"/>
+                  <wp:cNvGraphicFramePr>
+                    <a:graphicFrameLocks noChangeAspect="1"/>
+                  </wp:cNvGraphicFramePr>
+                  <a:graphic>
+                    <a:graphicData uri="http://schemas.openxmlformats.org/drawingml/2006/picture">
+                      <pic:pic>
+                        <pic:nvPicPr>
+                          <pic:cNvPr id="0" name="1822298069_d.jpg"/>
+                          <pic:cNvPicPr/>
+                        </pic:nvPicPr>
+                        <pic:blipFill>
+                          <a:blip r:embed="rId13"/>
+                          <a:stretch>
+                            <a:fillRect/>
+                          </a:stretch>
+                        </pic:blipFill>
+                        <pic:spPr>
+                          <a:xfrm>
+                            <a:off x="0" y="0"/>
+                            <a:ext cx="1955233" cy="1979999"/>
+                          </a:xfrm>
+                          <a:prstGeom prst="rect"/>
+                        </pic:spPr>
+                      </pic:pic>
+                    </a:graphicData>
+                  </a:graphic>
+                </wp:inline>
+              </w:drawing>
+            </w:r>
+          </w:p>
+          <w:p>
+            <w:pPr>
+              <w:jc w:val="center"/>
+            </w:pPr>
+            <w:r>
+              <w:rPr>
+                <w:rFonts w:ascii="Times New Roman" w:hAnsi="Times New Roman" w:cs="Times New Roman"/>
+                <w:b/>
+                <w:bCs/>
+                <w:highlight w:val="yellow"/>
+                <w:lang w:val="tr-TR"/>
+              </w:rPr>
+              <w:t xml:space="preserve">Shutter id: 1822298069</w:t>
+            </w:r>
+          </w:p>
+          <w:p>
+            <w:pPr>
+              <w:jc w:val="center"/>
+              <w:rPr>
+                <w:rFonts w:ascii="Times New Roman" w:hAnsi="Times New Roman" w:cs="Times New Roman"/>
+                <w:lang w:val="tr-TR"/>
+              </w:rPr>
+            </w:pPr>
+            <w:r>
+              <w:rPr>
+                <w:rFonts w:ascii="Times New Roman" w:hAnsi="Times New Roman" w:cs="Times New Roman"/>
+                <w:b/>
+                <w:bCs/>
+                <w:lang w:val="tr-TR"/>
+              </w:rPr>
+              <w:t xml:space="preserve">Görsel C:</w:t>
+            </w:r>
+            <w:r>
+              <w:rPr>
+                <w:rFonts w:ascii="Times New Roman" w:hAnsi="Times New Roman" w:cs="Times New Roman"/>
+                <w:lang w:val="tr-TR"/>
+              </w:rPr>
+              <w:t xml:space="preserve"> Volta pilinin bir benzeri</w:t>
+            </w:r>
+          </w:p>
+        </w:tc>
+        <w:tc>
+          <w:tcPr>
+            <w:tcW w:w="4500" w:type="dxa"/>
+          </w:tcPr>
+          <w:p>
+            <w:pPr>
+              <w:jc w:val="center"/>
+            </w:pPr>
+            <w:r>
+              <w:drawing>
+                <wp:inline xmlns:a="http://schemas.openxmlformats.org/drawingml/2006/main" xmlns:pic="http://schemas.openxmlformats.org/drawingml/2006/picture">
+                  <wp:extent cx="2406807" cy="1980000"/>
+                  <wp:docPr id="900019" name="Picture 900019"/>
+                  <wp:cNvGraphicFramePr>
+                    <a:graphicFrameLocks noChangeAspect="1"/>
+                  </wp:cNvGraphicFramePr>
+                  <a:graphic>
+                    <a:graphicData uri="http://schemas.openxmlformats.org/drawingml/2006/picture">
+                      <pic:pic>
+                        <pic:nvPicPr>
+                          <pic:cNvPr id="0" name="2379254841_d.jpg"/>
+                          <pic:cNvPicPr/>
+                        </pic:nvPicPr>
+                        <pic:blipFill>
+                          <a:blip r:embed="rId16"/>
+                          <a:stretch>
+                            <a:fillRect/>
+                          </a:stretch>
+                        </pic:blipFill>
+                        <pic:spPr>
+                          <a:xfrm>
+                            <a:off x="0" y="0"/>
+                            <a:ext cx="2406807" cy="1980000"/>
+                          </a:xfrm>
+                          <a:prstGeom prst="rect"/>
+                        </pic:spPr>
+                      </pic:pic>
+                    </a:graphicData>
+                  </a:graphic>
+                </wp:inline>
+              </w:drawing>
+            </w:r>
+          </w:p>
+          <w:p>
+            <w:pPr>
+              <w:jc w:val="center"/>
+            </w:pPr>
+            <w:r>
+              <w:rPr>
+                <w:rFonts w:ascii="Times New Roman" w:hAnsi="Times New Roman" w:cs="Times New Roman"/>
+                <w:b/>
+                <w:bCs/>
+                <w:highlight w:val="yellow"/>
+                <w:lang w:val="tr-TR"/>
+              </w:rPr>
+              <w:t xml:space="preserve">Shutter id: 2379254841</w:t>
+            </w:r>
+          </w:p>
+          <w:p>
+            <w:r>
+              <w:rPr>
+                <w:rFonts w:ascii="Times New Roman" w:hAnsi="Times New Roman" w:cs="Times New Roman"/>
+                <w:b/>
+                <w:highlight w:val="yellow"/>
+                <w:lang w:val="tr-TR"/>
+              </w:rPr>
+              <w:t xml:space="preserve">NOT: </w:t>
+            </w:r>
+            <w:r>
+              <w:rPr>
+                <w:rFonts w:ascii="Times New Roman" w:hAnsi="Times New Roman" w:cs="Times New Roman"/>
+                <w:b w:val="0"/>
+                <w:highlight w:val="yellow"/>
+                <w:lang w:val="tr-TR"/>
+              </w:rPr>
+              <w:t>Görseldeki multimetrenin üzerindeki İngilizce yazılar Türkçeye çevrilecek: OFF: KAPALI. DCV, ACV, DCA gibi ölçüm kısaltmaları değiştirilmeden bırakılabilir.</w:t>
+            </w:r>
+          </w:p>
+          <w:p>
+            <w:pPr>
+              <w:jc w:val="center"/>
+              <w:rPr>
+                <w:rFonts w:ascii="Times New Roman" w:hAnsi="Times New Roman" w:cs="Times New Roman"/>
+                <w:lang w:val="tr-TR"/>
+              </w:rPr>
+            </w:pPr>
+            <w:r>
+              <w:rPr>
+                <w:rFonts w:ascii="Times New Roman" w:hAnsi="Times New Roman" w:cs="Times New Roman"/>
+                <w:b/>
+                <w:bCs/>
+                <w:lang w:val="tr-TR"/>
+              </w:rPr>
+              <w:t xml:space="preserve">Görsel D:</w:t>
+            </w:r>
+            <w:r>
+              <w:rPr>
+                <w:rFonts w:ascii="Times New Roman" w:hAnsi="Times New Roman" w:cs="Times New Roman"/>
+                <w:lang w:val="tr-TR"/>
+              </w:rPr>
+              <w:t xml:space="preserve"> Limon ve iki farklı metal elektrotla kurulan basit bir pil</w:t>
+            </w:r>
+          </w:p>
+        </w:tc>
+      </w:tr>
+    </w:tbl>
     <w:p>
       <w:pPr>
         <w:jc w:val="both"/>
@@ -4322,7 +4562,7 @@
           <w:rFonts w:ascii="Times New Roman" w:hAnsi="Times New Roman" w:cs="Times New Roman"/>
           <w:lang w:val="tr-TR"/>
         </w:rPr>
-        <w:t xml:space="preserve"> iyonlarına aktarılır (Görsel C). Yükseltgenme ve indirgenme yarı tepkimeleri birbirinden ayrı yerlerde gerçekleştirilip elektronlar bir dış devreden geçmeye zorlandığında istemli bir redoks tepkimesinin kimyasal enerjisi elektrik enerjisine dönüştürülür. İstemli redoks tepkimelerinden elektrik enerjisi üreten bu düzeneklere </w:t>
+        <w:t xml:space="preserve"> iyonlarına aktarılır (Görsel E). Yükseltgenme ve indirgenme yarı tepkimeleri birbirinden ayrı yerlerde gerçekleştirilip elektronlar bir dış devreden geçmeye zorlandığında istemli bir redoks tepkimesinin kimyasal enerjisi elektrik enerjisine dönüştürülür. İstemli redoks tepkimelerinden elektrik enerjisi üreten bu düzeneklere </w:t>
       </w:r>
       <w:r>
         <w:rPr>
@@ -4414,7 +4654,7 @@
           <w:rFonts w:ascii="Times New Roman" w:hAnsi="Times New Roman" w:cs="Times New Roman"/>
           <w:lang w:val="tr-TR"/>
         </w:rPr>
-        <w:t xml:space="preserve">Görsel C:</w:t>
+        <w:t xml:space="preserve">Görsel E:</w:t>
       </w:r>
       <w:r>
         <w:rPr>
@@ -4482,7 +4722,7 @@
           <w:rFonts w:ascii="Times New Roman" w:hAnsi="Times New Roman" w:cs="Times New Roman"/>
           <w:lang w:val="tr-TR"/>
         </w:rPr>
-        <w:t xml:space="preserve"> bulunur. Elektrot, elektronları ileten ve yarı tepkimenin yüzeyinde gerçekleştiği katıdır; elektrolit ise iyonları sayesinde elektrik akımını ileten çözelti ya da eriyiktir. Görsel C’deki hücrede bakır şerit ve bakır(II) nitrat çözeltisi bir yarı hücreyi, gümüş şerit ve gümüş nitrat çözeltisi diğer yarı hücreyi oluşturur.</w:t>
+        <w:t xml:space="preserve"> bulunur. Elektrot, elektronları ileten ve yarı tepkimenin yüzeyinde gerçekleştiği katıdır; elektrolit ise iyonları sayesinde elektrik akımını ileten çözelti ya da eriyiktir. Görsel E’deki hücrede bakır şerit ve bakır(II) nitrat çözeltisi bir yarı hücreyi, gümüş şerit ve gümüş nitrat çözeltisi diğer yarı hücreyi oluşturur.</w:t>
       </w:r>
     </w:p>
     <w:p>
@@ -4558,7 +4798,7 @@
           <w:rFonts w:ascii="Times New Roman" w:hAnsi="Times New Roman" w:cs="Times New Roman"/>
           <w:lang w:val="tr-TR"/>
         </w:rPr>
-        <w:t xml:space="preserve"> denir (Görsel D). Oluşan gümüşün mol sayısının harcanan bakırınkinin iki katı olması, anotta her bakır atomunun verdiği iki elektronun katotta iki gümüş iyonu tarafından alındığını gösterir.</w:t>
+        <w:t xml:space="preserve"> denir (Görsel F). Oluşan gümüşün mol sayısının harcanan bakırınkinin iki katı olması, anotta her bakır atomunun verdiği iki elektronun katotta iki gümüş iyonu tarafından alındığını gösterir.</w:t>
       </w:r>
     </w:p>
     <w:p>
@@ -4759,7 +4999,7 @@
           <w:bCs/>
           <w:lang w:val="tr-TR"/>
         </w:rPr>
-        <w:t xml:space="preserve">Görsel D:</w:t>
+        <w:t xml:space="preserve">Görsel F:</w:t>
       </w:r>
       <w:r>
         <w:rPr>
